--- a/scratch/scratch-egg.docx
+++ b/scratch/scratch-egg.docx
@@ -1,6 +1,6 @@
 
 <file path=word/document.xml><?xml version="1.0" encoding="utf-8"?>
-<w:document xmlns:wpc="http://schemas.microsoft.com/office/word/2010/wordprocessingCanvas" xmlns:cx="http://schemas.microsoft.com/office/drawing/2014/chartex" xmlns:cx1="http://schemas.microsoft.com/office/drawing/2015/9/8/chartex" xmlns:cx2="http://schemas.microsoft.com/office/drawing/2015/10/21/chartex" xmlns:cx3="http://schemas.microsoft.com/office/drawing/2016/5/9/chartex" xmlns:cx4="http://schemas.microsoft.com/office/drawing/2016/5/10/chartex" xmlns:cx5="http://schemas.microsoft.com/office/drawing/2016/5/11/chartex" xmlns:cx6="http://schemas.microsoft.com/office/drawing/2016/5/12/chartex" xmlns:cx7="http://schemas.microsoft.com/office/drawing/2016/5/13/chartex" xmlns:cx8="http://schemas.microsoft.com/office/drawing/2016/5/14/chartex" xmlns:mc="http://schemas.openxmlformats.org/markup-compatibility/2006" xmlns:aink="http://schemas.microsoft.com/office/drawing/2016/ink" xmlns:am3d="http://schemas.microsoft.com/office/drawing/2017/model3d" xmlns:o="urn:schemas-microsoft-com:office:office" xmlns:oel="http://schemas.microsoft.com/office/2019/extlst" xmlns:r="http://schemas.openxmlformats.org/officeDocument/2006/relationships" xmlns:m="http://schemas.openxmlformats.org/officeDocument/2006/math" xmlns:v="urn:schemas-microsoft-com:vml" xmlns:wp14="http://schemas.microsoft.com/office/word/2010/wordprocessingDrawing" xmlns:wp="http://schemas.openxmlformats.org/drawingml/2006/wordprocessingDrawing" xmlns:w10="urn:schemas-microsoft-com:office:word" xmlns:w="http://schemas.openxmlformats.org/wordprocessingml/2006/main" xmlns:w14="http://schemas.microsoft.com/office/word/2010/wordml" xmlns:w15="http://schemas.microsoft.com/office/word/2012/wordml" xmlns:w16cex="http://schemas.microsoft.com/office/word/2018/wordml/cex" xmlns:w16cid="http://schemas.microsoft.com/office/word/2016/wordml/cid" xmlns:w16="http://schemas.microsoft.com/office/word/2018/wordml" xmlns:w16du="http://schemas.microsoft.com/office/word/2023/wordml/word16du" xmlns:w16sdtdh="http://schemas.microsoft.com/office/word/2020/wordml/sdtdatahash" xmlns:w16se="http://schemas.microsoft.com/office/word/2015/wordml/symex" xmlns:wpg="http://schemas.microsoft.com/office/word/2010/wordprocessingGroup" xmlns:wpi="http://schemas.microsoft.com/office/word/2010/wordprocessingInk" xmlns:wne="http://schemas.microsoft.com/office/word/2006/wordml" xmlns:wps="http://schemas.microsoft.com/office/word/2010/wordprocessingShape" mc:Ignorable="w14 w15 w16se w16cid w16 w16cex w16sdtdh wp14">
+<w:document xmlns:wpc="http://schemas.microsoft.com/office/word/2010/wordprocessingCanvas" xmlns:cx="http://schemas.microsoft.com/office/drawing/2014/chartex" xmlns:cx1="http://schemas.microsoft.com/office/drawing/2015/9/8/chartex" xmlns:cx2="http://schemas.microsoft.com/office/drawing/2015/10/21/chartex" xmlns:cx3="http://schemas.microsoft.com/office/drawing/2016/5/9/chartex" xmlns:cx4="http://schemas.microsoft.com/office/drawing/2016/5/10/chartex" xmlns:cx5="http://schemas.microsoft.com/office/drawing/2016/5/11/chartex" xmlns:cx6="http://schemas.microsoft.com/office/drawing/2016/5/12/chartex" xmlns:cx7="http://schemas.microsoft.com/office/drawing/2016/5/13/chartex" xmlns:cx8="http://schemas.microsoft.com/office/drawing/2016/5/14/chartex" xmlns:mc="http://schemas.openxmlformats.org/markup-compatibility/2006" xmlns:aink="http://schemas.microsoft.com/office/drawing/2016/ink" xmlns:am3d="http://schemas.microsoft.com/office/drawing/2017/model3d" xmlns:o="urn:schemas-microsoft-com:office:office" xmlns:oel="http://schemas.microsoft.com/office/2019/extlst" xmlns:r="http://schemas.openxmlformats.org/officeDocument/2006/relationships" xmlns:m="http://schemas.openxmlformats.org/officeDocument/2006/math" xmlns:v="urn:schemas-microsoft-com:vml" xmlns:wp14="http://schemas.microsoft.com/office/word/2010/wordprocessingDrawing" xmlns:wp="http://schemas.openxmlformats.org/drawingml/2006/wordprocessingDrawing" xmlns:w10="urn:schemas-microsoft-com:office:word" xmlns:w="http://schemas.openxmlformats.org/wordprocessingml/2006/main" xmlns:w14="http://schemas.microsoft.com/office/word/2010/wordml" xmlns:w15="http://schemas.microsoft.com/office/word/2012/wordml" xmlns:w16cex="http://schemas.microsoft.com/office/word/2018/wordml/cex" xmlns:w16cid="http://schemas.microsoft.com/office/word/2016/wordml/cid" xmlns:w16="http://schemas.microsoft.com/office/word/2018/wordml" xmlns:w16du="http://schemas.microsoft.com/office/word/2023/wordml/word16du" xmlns:w16sdtdh="http://schemas.microsoft.com/office/word/2020/wordml/sdtdatahash" xmlns:w16sdtfl="http://schemas.microsoft.com/office/word/2024/wordml/sdtformatlock" xmlns:w16se="http://schemas.microsoft.com/office/word/2015/wordml/symex" xmlns:wpg="http://schemas.microsoft.com/office/word/2010/wordprocessingGroup" xmlns:wpi="http://schemas.microsoft.com/office/word/2010/wordprocessingInk" xmlns:wne="http://schemas.microsoft.com/office/word/2006/wordml" xmlns:wps="http://schemas.microsoft.com/office/word/2010/wordprocessingShape" mc:Ignorable="w14 w15 w16se w16cid w16 w16cex w16sdtdh w16sdtfl w16du wp14">
   <w:body>
     <w:p>
       <w:pPr>
@@ -718,6 +718,7 @@
         <w:rPr>
           <w:b/>
           <w:bCs/>
+          <w:noProof/>
           <w:color w:val="ED7D31" w:themeColor="accent2"/>
           <w:sz w:val="40"/>
           <w:szCs w:val="40"/>
@@ -919,7 +920,29 @@
           <w:szCs w:val="40"/>
         </w:rPr>
         <w:lastRenderedPageBreak/>
-        <w:t>Add code to the stage that chooses the hiding place</w:t>
+        <w:t xml:space="preserve">Add code to the </w:t>
+      </w:r>
+      <w:r>
+        <w:rPr>
+          <w:b/>
+          <w:bCs/>
+          <w:i/>
+          <w:iCs/>
+          <w:color w:val="000000" w:themeColor="text1"/>
+          <w:sz w:val="40"/>
+          <w:szCs w:val="40"/>
+        </w:rPr>
+        <w:t>stage</w:t>
+      </w:r>
+      <w:r>
+        <w:rPr>
+          <w:i/>
+          <w:iCs/>
+          <w:color w:val="000000" w:themeColor="text1"/>
+          <w:sz w:val="40"/>
+          <w:szCs w:val="40"/>
+        </w:rPr>
+        <w:t xml:space="preserve"> that chooses the hiding place</w:t>
       </w:r>
       <w:r>
         <w:rPr>
@@ -951,6 +974,124 @@
           <w:szCs w:val="40"/>
         </w:rPr>
       </w:pPr>
+      <w:r>
+        <w:rPr>
+          <w:noProof/>
+          <w:color w:val="000000" w:themeColor="text1"/>
+          <w:sz w:val="40"/>
+          <w:szCs w:val="40"/>
+        </w:rPr>
+        <mc:AlternateContent>
+          <mc:Choice Requires="wps">
+            <w:drawing>
+              <wp:anchor distT="0" distB="0" distL="114300" distR="114300" simplePos="0" relativeHeight="251716608" behindDoc="0" locked="0" layoutInCell="1" allowOverlap="1" wp14:anchorId="7CCD15B0" wp14:editId="57E5FDFE">
+                <wp:simplePos x="0" y="0"/>
+                <wp:positionH relativeFrom="column">
+                  <wp:posOffset>5283200</wp:posOffset>
+                </wp:positionH>
+                <wp:positionV relativeFrom="paragraph">
+                  <wp:posOffset>1459230</wp:posOffset>
+                </wp:positionV>
+                <wp:extent cx="952500" cy="685800"/>
+                <wp:effectExtent l="0" t="0" r="0" b="0"/>
+                <wp:wrapNone/>
+                <wp:docPr id="1201083516" name="Text Box 1"/>
+                <wp:cNvGraphicFramePr/>
+                <a:graphic xmlns:a="http://schemas.openxmlformats.org/drawingml/2006/main">
+                  <a:graphicData uri="http://schemas.microsoft.com/office/word/2010/wordprocessingShape">
+                    <wps:wsp>
+                      <wps:cNvSpPr txBox="1"/>
+                      <wps:spPr>
+                        <a:xfrm>
+                          <a:off x="0" y="0"/>
+                          <a:ext cx="952500" cy="685800"/>
+                        </a:xfrm>
+                        <a:prstGeom prst="rect">
+                          <a:avLst/>
+                        </a:prstGeom>
+                        <a:solidFill>
+                          <a:schemeClr val="lt1"/>
+                        </a:solidFill>
+                        <a:ln w="6350">
+                          <a:noFill/>
+                        </a:ln>
+                      </wps:spPr>
+                      <wps:txbx>
+                        <w:txbxContent>
+                          <w:p>
+                            <w:pPr>
+                              <w:rPr>
+                                <w:b/>
+                                <w:bCs/>
+                                <w:sz w:val="32"/>
+                                <w:szCs w:val="32"/>
+                              </w:rPr>
+                            </w:pPr>
+                            <w:r>
+                              <w:rPr>
+                                <w:b/>
+                                <w:bCs/>
+                                <w:sz w:val="32"/>
+                                <w:szCs w:val="32"/>
+                              </w:rPr>
+                              <w:t>Stage code</w:t>
+                            </w:r>
+                          </w:p>
+                        </w:txbxContent>
+                      </wps:txbx>
+                      <wps:bodyPr rot="0" spcFirstLastPara="0" vertOverflow="overflow" horzOverflow="overflow" vert="horz" wrap="square" lIns="91440" tIns="45720" rIns="91440" bIns="45720" numCol="1" spcCol="0" rtlCol="0" fromWordArt="0" anchor="t" anchorCtr="0" forceAA="0" compatLnSpc="1">
+                        <a:prstTxWarp prst="textNoShape">
+                          <a:avLst/>
+                        </a:prstTxWarp>
+                        <a:noAutofit/>
+                      </wps:bodyPr>
+                    </wps:wsp>
+                  </a:graphicData>
+                </a:graphic>
+                <wp14:sizeRelH relativeFrom="margin">
+                  <wp14:pctWidth>0</wp14:pctWidth>
+                </wp14:sizeRelH>
+                <wp14:sizeRelV relativeFrom="margin">
+                  <wp14:pctHeight>0</wp14:pctHeight>
+                </wp14:sizeRelV>
+              </wp:anchor>
+            </w:drawing>
+          </mc:Choice>
+          <mc:Fallback>
+            <w:pict>
+              <v:shapetype w14:anchorId="7CCD15B0" id="_x0000_t202" coordsize="21600,21600" o:spt="202" path="m,l,21600r21600,l21600,xe">
+                <v:stroke joinstyle="miter"/>
+                <v:path gradientshapeok="t" o:connecttype="rect"/>
+              </v:shapetype>
+              <v:shape id="Text Box 1" o:spid="_x0000_s1026" type="#_x0000_t202" style="position:absolute;left:0;text-align:left;margin-left:416pt;margin-top:114.9pt;width:75pt;height:54pt;z-index:251716608;visibility:visible;mso-wrap-style:square;mso-width-percent:0;mso-height-percent:0;mso-wrap-distance-left:9pt;mso-wrap-distance-top:0;mso-wrap-distance-right:9pt;mso-wrap-distance-bottom:0;mso-position-horizontal:absolute;mso-position-horizontal-relative:text;mso-position-vertical:absolute;mso-position-vertical-relative:text;mso-width-percent:0;mso-height-percent:0;mso-width-relative:margin;mso-height-relative:margin;v-text-anchor:top" o:gfxdata="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" fillcolor="white [3201]" stroked="f" strokeweight=".5pt">
+                <v:textbox>
+                  <w:txbxContent>
+                    <w:p>
+                      <w:pPr>
+                        <w:rPr>
+                          <w:b/>
+                          <w:bCs/>
+                          <w:sz w:val="32"/>
+                          <w:szCs w:val="32"/>
+                        </w:rPr>
+                      </w:pPr>
+                      <w:r>
+                        <w:rPr>
+                          <w:b/>
+                          <w:bCs/>
+                          <w:sz w:val="32"/>
+                          <w:szCs w:val="32"/>
+                        </w:rPr>
+                        <w:t>Stage code</w:t>
+                      </w:r>
+                    </w:p>
+                  </w:txbxContent>
+                </v:textbox>
+              </v:shape>
+            </w:pict>
+          </mc:Fallback>
+        </mc:AlternateContent>
+      </w:r>
       <w:r>
         <w:rPr>
           <w:noProof/>
@@ -1081,7 +1222,7 @@
           <w:tab w:val="left" w:pos="426"/>
         </w:tabs>
         <w:spacing w:before="240" w:after="240" w:line="276" w:lineRule="auto"/>
-        <w:ind w:right="-51"/>
+        <w:ind w:right="-284"/>
         <w:rPr>
           <w:i/>
           <w:iCs/>
@@ -1098,17 +1239,19 @@
           <w:sz w:val="40"/>
           <w:szCs w:val="40"/>
         </w:rPr>
-        <w:t xml:space="preserve">Add code to each sprite that checks if it’s the hiding place. Each character checks </w:t>
-      </w:r>
-      <w:r>
-        <w:rPr>
+        <w:t xml:space="preserve">Add code to </w:t>
+      </w:r>
+      <w:r>
+        <w:rPr>
+          <w:b/>
+          <w:bCs/>
           <w:i/>
           <w:iCs/>
           <w:color w:val="000000" w:themeColor="text1"/>
           <w:sz w:val="40"/>
           <w:szCs w:val="40"/>
         </w:rPr>
-        <w:t xml:space="preserve">for </w:t>
+        <w:t>each sprite</w:t>
       </w:r>
       <w:r>
         <w:rPr>
@@ -1118,7 +1261,77 @@
           <w:sz w:val="40"/>
           <w:szCs w:val="40"/>
         </w:rPr>
-        <w:t>a different number.</w:t>
+        <w:t xml:space="preserve"> that checks if it’s the hiding place. </w:t>
+      </w:r>
+      <w:r>
+        <w:rPr>
+          <w:b/>
+          <w:bCs/>
+          <w:i/>
+          <w:iCs/>
+          <w:color w:val="000000" w:themeColor="text1"/>
+          <w:sz w:val="40"/>
+          <w:szCs w:val="40"/>
+        </w:rPr>
+        <w:t xml:space="preserve">Each character </w:t>
+      </w:r>
+      <w:r>
+        <w:rPr>
+          <w:b/>
+          <w:bCs/>
+          <w:i/>
+          <w:iCs/>
+          <w:color w:val="000000" w:themeColor="text1"/>
+          <w:sz w:val="40"/>
+          <w:szCs w:val="40"/>
+        </w:rPr>
+        <w:t xml:space="preserve">must </w:t>
+      </w:r>
+      <w:r>
+        <w:rPr>
+          <w:b/>
+          <w:bCs/>
+          <w:i/>
+          <w:iCs/>
+          <w:color w:val="000000" w:themeColor="text1"/>
+          <w:sz w:val="40"/>
+          <w:szCs w:val="40"/>
+        </w:rPr>
+        <w:t xml:space="preserve">check </w:t>
+      </w:r>
+      <w:r>
+        <w:rPr>
+          <w:b/>
+          <w:bCs/>
+          <w:i/>
+          <w:iCs/>
+          <w:color w:val="000000" w:themeColor="text1"/>
+          <w:sz w:val="40"/>
+          <w:szCs w:val="40"/>
+        </w:rPr>
+        <w:t xml:space="preserve">for </w:t>
+      </w:r>
+      <w:r>
+        <w:rPr>
+          <w:b/>
+          <w:bCs/>
+          <w:i/>
+          <w:iCs/>
+          <w:color w:val="000000" w:themeColor="text1"/>
+          <w:sz w:val="40"/>
+          <w:szCs w:val="40"/>
+        </w:rPr>
+        <w:t>a different number</w:t>
+      </w:r>
+      <w:r>
+        <w:rPr>
+          <w:i/>
+          <w:iCs/>
+          <w:color w:val="000000" w:themeColor="text1"/>
+          <w:sz w:val="40"/>
+          <w:szCs w:val="40"/>
+        </w:rPr>
+        <w:t>.</w:t>
       </w:r>
     </w:p>
     <w:p>
@@ -1580,17 +1793,7 @@
           <w:sz w:val="40"/>
           <w:szCs w:val="40"/>
         </w:rPr>
-        <w:t>by clicking on the green flag</w:t>
-      </w:r>
-      <w:r>
-        <w:rPr>
-          <w:i/>
-          <w:iCs/>
-          <w:color w:val="000000" w:themeColor="text1"/>
-          <w:sz w:val="40"/>
-          <w:szCs w:val="40"/>
-        </w:rPr>
-        <w:t>.</w:t>
+        <w:t>by clicking on the green flag.</w:t>
       </w:r>
     </w:p>
     <w:p>
@@ -1730,7 +1933,7 @@
 </file>
 
 <file path=word/numbering.xml><?xml version="1.0" encoding="utf-8"?>
-<w:numbering xmlns:wpc="http://schemas.microsoft.com/office/word/2010/wordprocessingCanvas" xmlns:cx="http://schemas.microsoft.com/office/drawing/2014/chartex" xmlns:cx1="http://schemas.microsoft.com/office/drawing/2015/9/8/chartex" xmlns:cx2="http://schemas.microsoft.com/office/drawing/2015/10/21/chartex" xmlns:cx3="http://schemas.microsoft.com/office/drawing/2016/5/9/chartex" xmlns:cx4="http://schemas.microsoft.com/office/drawing/2016/5/10/chartex" xmlns:cx5="http://schemas.microsoft.com/office/drawing/2016/5/11/chartex" xmlns:cx6="http://schemas.microsoft.com/office/drawing/2016/5/12/chartex" xmlns:cx7="http://schemas.microsoft.com/office/drawing/2016/5/13/chartex" xmlns:cx8="http://schemas.microsoft.com/office/drawing/2016/5/14/chartex" xmlns:mc="http://schemas.openxmlformats.org/markup-compatibility/2006" xmlns:aink="http://schemas.microsoft.com/office/drawing/2016/ink" xmlns:am3d="http://schemas.microsoft.com/office/drawing/2017/model3d" xmlns:o="urn:schemas-microsoft-com:office:office" xmlns:oel="http://schemas.microsoft.com/office/2019/extlst" xmlns:r="http://schemas.openxmlformats.org/officeDocument/2006/relationships" xmlns:m="http://schemas.openxmlformats.org/officeDocument/2006/math" xmlns:v="urn:schemas-microsoft-com:vml" xmlns:wp14="http://schemas.microsoft.com/office/word/2010/wordprocessingDrawing" xmlns:wp="http://schemas.openxmlformats.org/drawingml/2006/wordprocessingDrawing" xmlns:w10="urn:schemas-microsoft-com:office:word" xmlns:w="http://schemas.openxmlformats.org/wordprocessingml/2006/main" xmlns:w14="http://schemas.microsoft.com/office/word/2010/wordml" xmlns:w15="http://schemas.microsoft.com/office/word/2012/wordml" xmlns:w16cex="http://schemas.microsoft.com/office/word/2018/wordml/cex" xmlns:w16cid="http://schemas.microsoft.com/office/word/2016/wordml/cid" xmlns:w16="http://schemas.microsoft.com/office/word/2018/wordml" xmlns:w16du="http://schemas.microsoft.com/office/word/2023/wordml/word16du" xmlns:w16sdtdh="http://schemas.microsoft.com/office/word/2020/wordml/sdtdatahash" xmlns:w16se="http://schemas.microsoft.com/office/word/2015/wordml/symex" xmlns:wpg="http://schemas.microsoft.com/office/word/2010/wordprocessingGroup" xmlns:wpi="http://schemas.microsoft.com/office/word/2010/wordprocessingInk" xmlns:wne="http://schemas.microsoft.com/office/word/2006/wordml" xmlns:wps="http://schemas.microsoft.com/office/word/2010/wordprocessingShape" mc:Ignorable="w14 w15 w16se w16cid w16 w16cex w16sdtdh wp14">
+<w:numbering xmlns:wpc="http://schemas.microsoft.com/office/word/2010/wordprocessingCanvas" xmlns:cx="http://schemas.microsoft.com/office/drawing/2014/chartex" xmlns:cx1="http://schemas.microsoft.com/office/drawing/2015/9/8/chartex" xmlns:cx2="http://schemas.microsoft.com/office/drawing/2015/10/21/chartex" xmlns:cx3="http://schemas.microsoft.com/office/drawing/2016/5/9/chartex" xmlns:cx4="http://schemas.microsoft.com/office/drawing/2016/5/10/chartex" xmlns:cx5="http://schemas.microsoft.com/office/drawing/2016/5/11/chartex" xmlns:cx6="http://schemas.microsoft.com/office/drawing/2016/5/12/chartex" xmlns:cx7="http://schemas.microsoft.com/office/drawing/2016/5/13/chartex" xmlns:cx8="http://schemas.microsoft.com/office/drawing/2016/5/14/chartex" xmlns:mc="http://schemas.openxmlformats.org/markup-compatibility/2006" xmlns:aink="http://schemas.microsoft.com/office/drawing/2016/ink" xmlns:am3d="http://schemas.microsoft.com/office/drawing/2017/model3d" xmlns:o="urn:schemas-microsoft-com:office:office" xmlns:oel="http://schemas.microsoft.com/office/2019/extlst" xmlns:r="http://schemas.openxmlformats.org/officeDocument/2006/relationships" xmlns:m="http://schemas.openxmlformats.org/officeDocument/2006/math" xmlns:v="urn:schemas-microsoft-com:vml" xmlns:wp14="http://schemas.microsoft.com/office/word/2010/wordprocessingDrawing" xmlns:wp="http://schemas.openxmlformats.org/drawingml/2006/wordprocessingDrawing" xmlns:w10="urn:schemas-microsoft-com:office:word" xmlns:w="http://schemas.openxmlformats.org/wordprocessingml/2006/main" xmlns:w14="http://schemas.microsoft.com/office/word/2010/wordml" xmlns:w15="http://schemas.microsoft.com/office/word/2012/wordml" xmlns:w16cex="http://schemas.microsoft.com/office/word/2018/wordml/cex" xmlns:w16cid="http://schemas.microsoft.com/office/word/2016/wordml/cid" xmlns:w16="http://schemas.microsoft.com/office/word/2018/wordml" xmlns:w16du="http://schemas.microsoft.com/office/word/2023/wordml/word16du" xmlns:w16sdtdh="http://schemas.microsoft.com/office/word/2020/wordml/sdtdatahash" xmlns:w16sdtfl="http://schemas.microsoft.com/office/word/2024/wordml/sdtformatlock" xmlns:w16se="http://schemas.microsoft.com/office/word/2015/wordml/symex" xmlns:wpg="http://schemas.microsoft.com/office/word/2010/wordprocessingGroup" xmlns:wpi="http://schemas.microsoft.com/office/word/2010/wordprocessingInk" xmlns:wne="http://schemas.microsoft.com/office/word/2006/wordml" xmlns:wps="http://schemas.microsoft.com/office/word/2010/wordprocessingShape" mc:Ignorable="w14 w15 w16se w16cid w16 w16cex w16sdtdh w16sdtfl w16du wp14">
   <w:abstractNum w:abstractNumId="0" w15:restartNumberingAfterBreak="0">
     <w:nsid w:val="0AB0423E"/>
     <w:multiLevelType w:val="hybridMultilevel"/>
@@ -3418,7 +3621,7 @@
 </file>
 
 <file path=word/styles.xml><?xml version="1.0" encoding="utf-8"?>
-<w:styles xmlns:mc="http://schemas.openxmlformats.org/markup-compatibility/2006" xmlns:r="http://schemas.openxmlformats.org/officeDocument/2006/relationships" xmlns:w="http://schemas.openxmlformats.org/wordprocessingml/2006/main" xmlns:w14="http://schemas.microsoft.com/office/word/2010/wordml" xmlns:w15="http://schemas.microsoft.com/office/word/2012/wordml" xmlns:w16cex="http://schemas.microsoft.com/office/word/2018/wordml/cex" xmlns:w16cid="http://schemas.microsoft.com/office/word/2016/wordml/cid" xmlns:w16="http://schemas.microsoft.com/office/word/2018/wordml" xmlns:w16sdtdh="http://schemas.microsoft.com/office/word/2020/wordml/sdtdatahash" xmlns:w16se="http://schemas.microsoft.com/office/word/2015/wordml/symex" mc:Ignorable="w14 w15 w16se w16cid w16 w16cex w16sdtdh">
+<w:styles xmlns:mc="http://schemas.openxmlformats.org/markup-compatibility/2006" xmlns:r="http://schemas.openxmlformats.org/officeDocument/2006/relationships" xmlns:w="http://schemas.openxmlformats.org/wordprocessingml/2006/main" xmlns:w14="http://schemas.microsoft.com/office/word/2010/wordml" xmlns:w15="http://schemas.microsoft.com/office/word/2012/wordml" xmlns:w16cex="http://schemas.microsoft.com/office/word/2018/wordml/cex" xmlns:w16cid="http://schemas.microsoft.com/office/word/2016/wordml/cid" xmlns:w16="http://schemas.microsoft.com/office/word/2018/wordml" xmlns:w16du="http://schemas.microsoft.com/office/word/2023/wordml/word16du" xmlns:w16sdtdh="http://schemas.microsoft.com/office/word/2020/wordml/sdtdatahash" xmlns:w16sdtfl="http://schemas.microsoft.com/office/word/2024/wordml/sdtformatlock" xmlns:w16se="http://schemas.microsoft.com/office/word/2015/wordml/symex" mc:Ignorable="w14 w15 w16se w16cid w16 w16cex w16sdtdh w16sdtfl w16du">
   <w:docDefaults>
     <w:rPrDefault>
       <w:rPr>
@@ -4214,4 +4417,10 @@
     </a:ext>
   </a:extLst>
 </a:theme>
+</file>
+
+<file path=docMetadata/LabelInfo.xml><?xml version="1.0" encoding="utf-8"?>
+<clbl:labelList xmlns:clbl="http://schemas.microsoft.com/office/2020/mipLabelMetadata">
+  <clbl:label id="{fc0de803-e079-4d4f-96bc-6f3b3b6923e3}" enabled="1" method="Privileged" siteId="{07ef1208-413c-4b5e-9cdd-64ef305754f0}" contentBits="0" removed="0"/>
+</clbl:labelList>
 </file>
--- a/scratch/scratch-egg.docx
+++ b/scratch/scratch-egg.docx
@@ -16,45 +16,42 @@
           <w:szCs w:val="56"/>
         </w:rPr>
         <w:drawing>
-          <wp:anchor distT="0" distB="0" distL="114300" distR="114300" simplePos="0" relativeHeight="251706368" behindDoc="1" locked="0" layoutInCell="1" allowOverlap="1" wp14:anchorId="3785EF84" wp14:editId="30ED7840">
+          <wp:anchor distT="0" distB="0" distL="114300" distR="114300" simplePos="0" relativeHeight="251706368" behindDoc="1" locked="0" layoutInCell="1" allowOverlap="1" wp14:anchorId="3785EF84" wp14:editId="3B8E60D8">
             <wp:simplePos x="0" y="0"/>
             <wp:positionH relativeFrom="column">
-              <wp:posOffset>4459504</wp:posOffset>
+              <wp:posOffset>4621530</wp:posOffset>
             </wp:positionH>
             <wp:positionV relativeFrom="paragraph">
-              <wp:posOffset>201</wp:posOffset>
+              <wp:posOffset>0</wp:posOffset>
             </wp:positionV>
-            <wp:extent cx="1868805" cy="1503680"/>
+            <wp:extent cx="1704340" cy="1371600"/>
             <wp:effectExtent l="0" t="0" r="0" b="0"/>
             <wp:wrapTight wrapText="bothSides">
               <wp:wrapPolygon edited="0">
-                <wp:start x="11009" y="0"/>
-                <wp:lineTo x="9688" y="730"/>
-                <wp:lineTo x="5725" y="4378"/>
-                <wp:lineTo x="3817" y="5655"/>
-                <wp:lineTo x="3229" y="6932"/>
-                <wp:lineTo x="2642" y="8939"/>
-                <wp:lineTo x="734" y="11676"/>
-                <wp:lineTo x="0" y="13318"/>
-                <wp:lineTo x="0" y="16419"/>
-                <wp:lineTo x="294" y="17878"/>
-                <wp:lineTo x="2642" y="20432"/>
-                <wp:lineTo x="4697" y="21345"/>
-                <wp:lineTo x="4991" y="21345"/>
-                <wp:lineTo x="8367" y="21345"/>
-                <wp:lineTo x="15413" y="21345"/>
-                <wp:lineTo x="18789" y="20980"/>
-                <wp:lineTo x="18789" y="20432"/>
-                <wp:lineTo x="20991" y="17696"/>
-                <wp:lineTo x="21431" y="15324"/>
-                <wp:lineTo x="21431" y="10764"/>
-                <wp:lineTo x="20844" y="8574"/>
-                <wp:lineTo x="18936" y="6203"/>
-                <wp:lineTo x="18202" y="5838"/>
-                <wp:lineTo x="16147" y="2554"/>
-                <wp:lineTo x="14385" y="547"/>
-                <wp:lineTo x="13505" y="0"/>
-                <wp:lineTo x="11009" y="0"/>
+                <wp:start x="10301" y="0"/>
+                <wp:lineTo x="9335" y="800"/>
+                <wp:lineTo x="7565" y="3000"/>
+                <wp:lineTo x="4829" y="4800"/>
+                <wp:lineTo x="3380" y="6000"/>
+                <wp:lineTo x="2414" y="9600"/>
+                <wp:lineTo x="0" y="12600"/>
+                <wp:lineTo x="0" y="17200"/>
+                <wp:lineTo x="1288" y="19200"/>
+                <wp:lineTo x="1288" y="19800"/>
+                <wp:lineTo x="3863" y="21400"/>
+                <wp:lineTo x="4668" y="21400"/>
+                <wp:lineTo x="8370" y="21400"/>
+                <wp:lineTo x="16578" y="21400"/>
+                <wp:lineTo x="20280" y="20600"/>
+                <wp:lineTo x="20119" y="19200"/>
+                <wp:lineTo x="21407" y="17400"/>
+                <wp:lineTo x="21407" y="10200"/>
+                <wp:lineTo x="21246" y="9000"/>
+                <wp:lineTo x="19797" y="6800"/>
+                <wp:lineTo x="19154" y="6400"/>
+                <wp:lineTo x="14808" y="800"/>
+                <wp:lineTo x="14003" y="0"/>
+                <wp:lineTo x="10301" y="0"/>
               </wp:wrapPolygon>
             </wp:wrapTight>
             <wp:docPr id="3" name="Picture 3" descr="A picture containing balloon, transport, aircraft&#10;&#10;Description automatically generated"/>
@@ -83,7 +80,7 @@
                   <pic:spPr>
                     <a:xfrm>
                       <a:off x="0" y="0"/>
-                      <a:ext cx="1868805" cy="1503680"/>
+                      <a:ext cx="1704340" cy="1371600"/>
                     </a:xfrm>
                     <a:prstGeom prst="rect">
                       <a:avLst/>
@@ -489,16 +486,142 @@
           <w:szCs w:val="40"/>
         </w:rPr>
         <w:drawing>
-          <wp:anchor distT="0" distB="0" distL="114300" distR="114300" simplePos="0" relativeHeight="251708416" behindDoc="1" locked="0" layoutInCell="1" allowOverlap="1" wp14:anchorId="190435C0" wp14:editId="4EFC1C73">
+          <wp:anchor distT="0" distB="0" distL="114300" distR="114300" simplePos="0" relativeHeight="251709440" behindDoc="1" locked="0" layoutInCell="1" allowOverlap="1" wp14:anchorId="2175D426" wp14:editId="50081FDB">
             <wp:simplePos x="0" y="0"/>
             <wp:positionH relativeFrom="column">
-              <wp:posOffset>952567</wp:posOffset>
+              <wp:posOffset>3924300</wp:posOffset>
             </wp:positionH>
             <wp:positionV relativeFrom="paragraph">
-              <wp:posOffset>776839</wp:posOffset>
+              <wp:posOffset>786130</wp:posOffset>
             </wp:positionV>
-            <wp:extent cx="1350010" cy="1699895"/>
-            <wp:effectExtent l="0" t="0" r="0" b="1905"/>
+            <wp:extent cx="1079500" cy="1499235"/>
+            <wp:effectExtent l="0" t="0" r="0" b="0"/>
+            <wp:wrapTopAndBottom/>
+            <wp:docPr id="9" name="Picture 9" descr="A picture containing shape&#10;&#10;Description automatically generated"/>
+            <wp:cNvGraphicFramePr>
+              <a:graphicFrameLocks xmlns:a="http://schemas.openxmlformats.org/drawingml/2006/main" noChangeAspect="1"/>
+            </wp:cNvGraphicFramePr>
+            <a:graphic xmlns:a="http://schemas.openxmlformats.org/drawingml/2006/main">
+              <a:graphicData uri="http://schemas.openxmlformats.org/drawingml/2006/picture">
+                <pic:pic xmlns:pic="http://schemas.openxmlformats.org/drawingml/2006/picture">
+                  <pic:nvPicPr>
+                    <pic:cNvPr id="9" name="Picture 9" descr="A picture containing shape&#10;&#10;Description automatically generated"/>
+                    <pic:cNvPicPr/>
+                  </pic:nvPicPr>
+                  <pic:blipFill>
+                    <a:blip r:embed="rId9">
+                      <a:extLst>
+                        <a:ext uri="{28A0092B-C50C-407E-A947-70E740481C1C}">
+                          <a14:useLocalDpi xmlns:a14="http://schemas.microsoft.com/office/drawing/2010/main" val="0"/>
+                        </a:ext>
+                      </a:extLst>
+                    </a:blip>
+                    <a:stretch>
+                      <a:fillRect/>
+                    </a:stretch>
+                  </pic:blipFill>
+                  <pic:spPr>
+                    <a:xfrm>
+                      <a:off x="0" y="0"/>
+                      <a:ext cx="1079500" cy="1499235"/>
+                    </a:xfrm>
+                    <a:prstGeom prst="rect">
+                      <a:avLst/>
+                    </a:prstGeom>
+                  </pic:spPr>
+                </pic:pic>
+              </a:graphicData>
+            </a:graphic>
+            <wp14:sizeRelH relativeFrom="page">
+              <wp14:pctWidth>0</wp14:pctWidth>
+            </wp14:sizeRelH>
+            <wp14:sizeRelV relativeFrom="page">
+              <wp14:pctHeight>0</wp14:pctHeight>
+            </wp14:sizeRelV>
+          </wp:anchor>
+        </w:drawing>
+      </w:r>
+      <w:r>
+        <w:rPr>
+          <w:noProof/>
+          <w:color w:val="000000" w:themeColor="text1"/>
+          <w:sz w:val="40"/>
+          <w:szCs w:val="40"/>
+        </w:rPr>
+        <w:drawing>
+          <wp:anchor distT="0" distB="0" distL="114300" distR="114300" simplePos="0" relativeHeight="251710464" behindDoc="1" locked="0" layoutInCell="1" allowOverlap="1" wp14:anchorId="1408900B" wp14:editId="153327C2">
+            <wp:simplePos x="0" y="0"/>
+            <wp:positionH relativeFrom="column">
+              <wp:posOffset>2438400</wp:posOffset>
+            </wp:positionH>
+            <wp:positionV relativeFrom="paragraph">
+              <wp:posOffset>773430</wp:posOffset>
+            </wp:positionV>
+            <wp:extent cx="1219835" cy="1503045"/>
+            <wp:effectExtent l="0" t="0" r="0" b="0"/>
+            <wp:wrapTopAndBottom/>
+            <wp:docPr id="8" name="Picture 8" descr="A close-up of some gloves&#10;&#10;Description automatically generated with low confidence"/>
+            <wp:cNvGraphicFramePr>
+              <a:graphicFrameLocks xmlns:a="http://schemas.openxmlformats.org/drawingml/2006/main" noChangeAspect="1"/>
+            </wp:cNvGraphicFramePr>
+            <a:graphic xmlns:a="http://schemas.openxmlformats.org/drawingml/2006/main">
+              <a:graphicData uri="http://schemas.openxmlformats.org/drawingml/2006/picture">
+                <pic:pic xmlns:pic="http://schemas.openxmlformats.org/drawingml/2006/picture">
+                  <pic:nvPicPr>
+                    <pic:cNvPr id="8" name="Picture 8" descr="A close-up of some gloves&#10;&#10;Description automatically generated with low confidence"/>
+                    <pic:cNvPicPr/>
+                  </pic:nvPicPr>
+                  <pic:blipFill>
+                    <a:blip r:embed="rId10">
+                      <a:extLst>
+                        <a:ext uri="{28A0092B-C50C-407E-A947-70E740481C1C}">
+                          <a14:useLocalDpi xmlns:a14="http://schemas.microsoft.com/office/drawing/2010/main" val="0"/>
+                        </a:ext>
+                      </a:extLst>
+                    </a:blip>
+                    <a:stretch>
+                      <a:fillRect/>
+                    </a:stretch>
+                  </pic:blipFill>
+                  <pic:spPr>
+                    <a:xfrm>
+                      <a:off x="0" y="0"/>
+                      <a:ext cx="1219835" cy="1503045"/>
+                    </a:xfrm>
+                    <a:prstGeom prst="rect">
+                      <a:avLst/>
+                    </a:prstGeom>
+                  </pic:spPr>
+                </pic:pic>
+              </a:graphicData>
+            </a:graphic>
+            <wp14:sizeRelH relativeFrom="page">
+              <wp14:pctWidth>0</wp14:pctWidth>
+            </wp14:sizeRelH>
+            <wp14:sizeRelV relativeFrom="page">
+              <wp14:pctHeight>0</wp14:pctHeight>
+            </wp14:sizeRelV>
+          </wp:anchor>
+        </w:drawing>
+      </w:r>
+      <w:r>
+        <w:rPr>
+          <w:noProof/>
+          <w:color w:val="000000" w:themeColor="text1"/>
+          <w:sz w:val="40"/>
+          <w:szCs w:val="40"/>
+        </w:rPr>
+        <w:drawing>
+          <wp:anchor distT="0" distB="0" distL="114300" distR="114300" simplePos="0" relativeHeight="251708416" behindDoc="1" locked="0" layoutInCell="1" allowOverlap="1" wp14:anchorId="190435C0" wp14:editId="03A39261">
+            <wp:simplePos x="0" y="0"/>
+            <wp:positionH relativeFrom="column">
+              <wp:posOffset>952500</wp:posOffset>
+            </wp:positionH>
+            <wp:positionV relativeFrom="paragraph">
+              <wp:posOffset>773430</wp:posOffset>
+            </wp:positionV>
+            <wp:extent cx="1193800" cy="1503045"/>
+            <wp:effectExtent l="0" t="0" r="0" b="0"/>
             <wp:wrapTopAndBottom/>
             <wp:docPr id="6" name="Picture 6" descr="Icon&#10;&#10;Description automatically generated"/>
             <wp:cNvGraphicFramePr>
@@ -512,7 +635,7 @@
                     <pic:cNvPicPr/>
                   </pic:nvPicPr>
                   <pic:blipFill rotWithShape="1">
-                    <a:blip r:embed="rId9">
+                    <a:blip r:embed="rId11">
                       <a:extLst>
                         <a:ext uri="{28A0092B-C50C-407E-A947-70E740481C1C}">
                           <a14:useLocalDpi xmlns:a14="http://schemas.microsoft.com/office/drawing/2010/main" val="0"/>
@@ -525,7 +648,7 @@
                   <pic:spPr bwMode="auto">
                     <a:xfrm>
                       <a:off x="0" y="0"/>
-                      <a:ext cx="1350010" cy="1699895"/>
+                      <a:ext cx="1193800" cy="1503045"/>
                     </a:xfrm>
                     <a:prstGeom prst="rect">
                       <a:avLst/>
@@ -558,124 +681,117 @@
           <w:sz w:val="40"/>
           <w:szCs w:val="40"/>
         </w:rPr>
-        <w:drawing>
-          <wp:anchor distT="0" distB="0" distL="114300" distR="114300" simplePos="0" relativeHeight="251709440" behindDoc="1" locked="0" layoutInCell="1" allowOverlap="1" wp14:anchorId="2175D426" wp14:editId="54191C41">
-            <wp:simplePos x="0" y="0"/>
-            <wp:positionH relativeFrom="column">
-              <wp:posOffset>3921760</wp:posOffset>
-            </wp:positionH>
-            <wp:positionV relativeFrom="paragraph">
-              <wp:posOffset>781685</wp:posOffset>
-            </wp:positionV>
-            <wp:extent cx="1242695" cy="1725930"/>
-            <wp:effectExtent l="0" t="0" r="1905" b="1270"/>
-            <wp:wrapTopAndBottom/>
-            <wp:docPr id="9" name="Picture 9" descr="A picture containing shape&#10;&#10;Description automatically generated"/>
-            <wp:cNvGraphicFramePr>
-              <a:graphicFrameLocks xmlns:a="http://schemas.openxmlformats.org/drawingml/2006/main" noChangeAspect="1"/>
-            </wp:cNvGraphicFramePr>
-            <a:graphic xmlns:a="http://schemas.openxmlformats.org/drawingml/2006/main">
-              <a:graphicData uri="http://schemas.openxmlformats.org/drawingml/2006/picture">
-                <pic:pic xmlns:pic="http://schemas.openxmlformats.org/drawingml/2006/picture">
-                  <pic:nvPicPr>
-                    <pic:cNvPr id="9" name="Picture 9" descr="A picture containing shape&#10;&#10;Description automatically generated"/>
-                    <pic:cNvPicPr/>
-                  </pic:nvPicPr>
-                  <pic:blipFill>
-                    <a:blip r:embed="rId10">
-                      <a:extLst>
-                        <a:ext uri="{28A0092B-C50C-407E-A947-70E740481C1C}">
-                          <a14:useLocalDpi xmlns:a14="http://schemas.microsoft.com/office/drawing/2010/main" val="0"/>
-                        </a:ext>
-                      </a:extLst>
-                    </a:blip>
-                    <a:stretch>
-                      <a:fillRect/>
-                    </a:stretch>
-                  </pic:blipFill>
-                  <pic:spPr>
-                    <a:xfrm>
-                      <a:off x="0" y="0"/>
-                      <a:ext cx="1242695" cy="1725930"/>
-                    </a:xfrm>
-                    <a:prstGeom prst="rect">
-                      <a:avLst/>
-                    </a:prstGeom>
-                  </pic:spPr>
-                </pic:pic>
-              </a:graphicData>
-            </a:graphic>
-            <wp14:sizeRelH relativeFrom="page">
-              <wp14:pctWidth>0</wp14:pctWidth>
-            </wp14:sizeRelH>
-            <wp14:sizeRelV relativeFrom="page">
-              <wp14:pctHeight>0</wp14:pctHeight>
-            </wp14:sizeRelV>
-          </wp:anchor>
-        </w:drawing>
-      </w:r>
-      <w:r>
-        <w:rPr>
-          <w:noProof/>
-          <w:color w:val="000000" w:themeColor="text1"/>
-          <w:sz w:val="40"/>
-          <w:szCs w:val="40"/>
-        </w:rPr>
-        <w:drawing>
-          <wp:anchor distT="0" distB="0" distL="114300" distR="114300" simplePos="0" relativeHeight="251710464" behindDoc="1" locked="0" layoutInCell="1" allowOverlap="1" wp14:anchorId="1408900B" wp14:editId="57773225">
-            <wp:simplePos x="0" y="0"/>
-            <wp:positionH relativeFrom="column">
-              <wp:posOffset>2438400</wp:posOffset>
-            </wp:positionH>
-            <wp:positionV relativeFrom="paragraph">
-              <wp:posOffset>775970</wp:posOffset>
-            </wp:positionV>
-            <wp:extent cx="1386840" cy="1708150"/>
-            <wp:effectExtent l="0" t="0" r="0" b="6350"/>
-            <wp:wrapTopAndBottom/>
-            <wp:docPr id="8" name="Picture 8" descr="A close-up of some gloves&#10;&#10;Description automatically generated with low confidence"/>
-            <wp:cNvGraphicFramePr>
-              <a:graphicFrameLocks xmlns:a="http://schemas.openxmlformats.org/drawingml/2006/main" noChangeAspect="1"/>
-            </wp:cNvGraphicFramePr>
-            <a:graphic xmlns:a="http://schemas.openxmlformats.org/drawingml/2006/main">
-              <a:graphicData uri="http://schemas.openxmlformats.org/drawingml/2006/picture">
-                <pic:pic xmlns:pic="http://schemas.openxmlformats.org/drawingml/2006/picture">
-                  <pic:nvPicPr>
-                    <pic:cNvPr id="8" name="Picture 8" descr="A close-up of some gloves&#10;&#10;Description automatically generated with low confidence"/>
-                    <pic:cNvPicPr/>
-                  </pic:nvPicPr>
-                  <pic:blipFill>
-                    <a:blip r:embed="rId11">
-                      <a:extLst>
-                        <a:ext uri="{28A0092B-C50C-407E-A947-70E740481C1C}">
-                          <a14:useLocalDpi xmlns:a14="http://schemas.microsoft.com/office/drawing/2010/main" val="0"/>
-                        </a:ext>
-                      </a:extLst>
-                    </a:blip>
-                    <a:stretch>
-                      <a:fillRect/>
-                    </a:stretch>
-                  </pic:blipFill>
-                  <pic:spPr>
-                    <a:xfrm>
-                      <a:off x="0" y="0"/>
-                      <a:ext cx="1386840" cy="1708150"/>
-                    </a:xfrm>
-                    <a:prstGeom prst="rect">
-                      <a:avLst/>
-                    </a:prstGeom>
-                  </pic:spPr>
-                </pic:pic>
-              </a:graphicData>
-            </a:graphic>
-            <wp14:sizeRelH relativeFrom="page">
-              <wp14:pctWidth>0</wp14:pctWidth>
-            </wp14:sizeRelH>
-            <wp14:sizeRelV relativeFrom="page">
-              <wp14:pctHeight>0</wp14:pctHeight>
-            </wp14:sizeRelV>
-          </wp:anchor>
-        </w:drawing>
+        <mc:AlternateContent>
+          <mc:Choice Requires="wps">
+            <w:drawing>
+              <wp:anchor distT="0" distB="0" distL="114300" distR="114300" simplePos="0" relativeHeight="251722752" behindDoc="0" locked="0" layoutInCell="1" allowOverlap="1" wp14:anchorId="157891D2" wp14:editId="6FD0567F">
+                <wp:simplePos x="0" y="0"/>
+                <wp:positionH relativeFrom="column">
+                  <wp:posOffset>5473700</wp:posOffset>
+                </wp:positionH>
+                <wp:positionV relativeFrom="paragraph">
+                  <wp:posOffset>1459230</wp:posOffset>
+                </wp:positionV>
+                <wp:extent cx="965200" cy="901700"/>
+                <wp:effectExtent l="0" t="0" r="0" b="0"/>
+                <wp:wrapNone/>
+                <wp:docPr id="599114525" name="Off-page Connector 2"/>
+                <wp:cNvGraphicFramePr/>
+                <a:graphic xmlns:a="http://schemas.openxmlformats.org/drawingml/2006/main">
+                  <a:graphicData uri="http://schemas.microsoft.com/office/word/2010/wordprocessingShape">
+                    <wps:wsp>
+                      <wps:cNvSpPr/>
+                      <wps:spPr>
+                        <a:xfrm>
+                          <a:off x="0" y="0"/>
+                          <a:ext cx="965200" cy="901700"/>
+                        </a:xfrm>
+                        <a:prstGeom prst="flowChartOffpageConnector">
+                          <a:avLst/>
+                        </a:prstGeom>
+                        <a:ln>
+                          <a:noFill/>
+                        </a:ln>
+                      </wps:spPr>
+                      <wps:style>
+                        <a:lnRef idx="2">
+                          <a:schemeClr val="accent1">
+                            <a:shade val="15000"/>
+                          </a:schemeClr>
+                        </a:lnRef>
+                        <a:fillRef idx="1">
+                          <a:schemeClr val="accent1"/>
+                        </a:fillRef>
+                        <a:effectRef idx="0">
+                          <a:schemeClr val="accent1"/>
+                        </a:effectRef>
+                        <a:fontRef idx="minor">
+                          <a:schemeClr val="lt1"/>
+                        </a:fontRef>
+                      </wps:style>
+                      <wps:txbx>
+                        <w:txbxContent>
+                          <w:p>
+                            <w:pPr>
+                              <w:jc w:val="center"/>
+                              <w:rPr>
+                                <w:sz w:val="36"/>
+                                <w:szCs w:val="36"/>
+                              </w:rPr>
+                            </w:pPr>
+                            <w:r>
+                              <w:rPr>
+                                <w:sz w:val="36"/>
+                                <w:szCs w:val="36"/>
+                              </w:rPr>
+                              <w:t>sprite code</w:t>
+                            </w:r>
+                          </w:p>
+                        </w:txbxContent>
+                      </wps:txbx>
+                      <wps:bodyPr rot="0" spcFirstLastPara="0" vertOverflow="overflow" horzOverflow="overflow" vert="horz" wrap="square" lIns="91440" tIns="45720" rIns="91440" bIns="45720" numCol="1" spcCol="0" rtlCol="0" fromWordArt="0" anchor="ctr" anchorCtr="0" forceAA="0" compatLnSpc="1">
+                        <a:prstTxWarp prst="textNoShape">
+                          <a:avLst/>
+                        </a:prstTxWarp>
+                        <a:noAutofit/>
+                      </wps:bodyPr>
+                    </wps:wsp>
+                  </a:graphicData>
+                </a:graphic>
+              </wp:anchor>
+            </w:drawing>
+          </mc:Choice>
+          <mc:Fallback>
+            <w:pict>
+              <v:shapetype w14:anchorId="157891D2" id="_x0000_t177" coordsize="21600,21600" o:spt="177" path="m,l21600,r,17255l10800,21600,,17255xe">
+                <v:stroke joinstyle="miter"/>
+                <v:path gradientshapeok="t" o:connecttype="rect" textboxrect="0,0,21600,17255"/>
+              </v:shapetype>
+              <v:shape id="Off-page Connector 2" o:spid="_x0000_s1026" type="#_x0000_t177" style="position:absolute;left:0;text-align:left;margin-left:431pt;margin-top:114.9pt;width:76pt;height:71pt;z-index:251722752;visibility:visible;mso-wrap-style:square;mso-wrap-distance-left:9pt;mso-wrap-distance-top:0;mso-wrap-distance-right:9pt;mso-wrap-distance-bottom:0;mso-position-horizontal:absolute;mso-position-horizontal-relative:text;mso-position-vertical:absolute;mso-position-vertical-relative:text;v-text-anchor:middle" o:gfxdata="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" fillcolor="#5b9bd5 [3204]" stroked="f" strokeweight="1pt">
+                <v:textbox>
+                  <w:txbxContent>
+                    <w:p>
+                      <w:pPr>
+                        <w:jc w:val="center"/>
+                        <w:rPr>
+                          <w:sz w:val="36"/>
+                          <w:szCs w:val="36"/>
+                        </w:rPr>
+                      </w:pPr>
+                      <w:r>
+                        <w:rPr>
+                          <w:sz w:val="36"/>
+                          <w:szCs w:val="36"/>
+                        </w:rPr>
+                        <w:t>sprite code</w:t>
+                      </w:r>
+                    </w:p>
+                  </w:txbxContent>
+                </v:textbox>
+              </v:shape>
+            </w:pict>
+          </mc:Fallback>
+        </mc:AlternateContent>
       </w:r>
       <w:r>
         <w:rPr>
@@ -716,30 +832,28 @@
       </w:pPr>
       <w:r>
         <w:rPr>
-          <w:b/>
-          <w:bCs/>
           <w:noProof/>
-          <w:color w:val="ED7D31" w:themeColor="accent2"/>
+          <w:color w:val="000000" w:themeColor="text1"/>
           <w:sz w:val="40"/>
           <w:szCs w:val="40"/>
         </w:rPr>
         <w:drawing>
-          <wp:anchor distT="0" distB="0" distL="114300" distR="114300" simplePos="0" relativeHeight="251711488" behindDoc="1" locked="0" layoutInCell="1" allowOverlap="1" wp14:anchorId="6AEDE391" wp14:editId="515A3768">
+          <wp:anchor distT="0" distB="0" distL="114300" distR="114300" simplePos="0" relativeHeight="251711488" behindDoc="1" locked="0" layoutInCell="1" allowOverlap="1" wp14:anchorId="6AEDE391" wp14:editId="3F82D0D4">
             <wp:simplePos x="0" y="0"/>
             <wp:positionH relativeFrom="column">
-              <wp:posOffset>4692015</wp:posOffset>
+              <wp:posOffset>4559300</wp:posOffset>
             </wp:positionH>
             <wp:positionV relativeFrom="paragraph">
-              <wp:posOffset>1808480</wp:posOffset>
+              <wp:posOffset>1670050</wp:posOffset>
             </wp:positionV>
-            <wp:extent cx="1800860" cy="2493010"/>
-            <wp:effectExtent l="0" t="0" r="2540" b="0"/>
+            <wp:extent cx="2044700" cy="2829983"/>
+            <wp:effectExtent l="0" t="0" r="0" b="2540"/>
             <wp:wrapTight wrapText="bothSides">
               <wp:wrapPolygon edited="0">
                 <wp:start x="0" y="0"/>
-                <wp:lineTo x="0" y="21457"/>
-                <wp:lineTo x="21478" y="21457"/>
-                <wp:lineTo x="21478" y="0"/>
+                <wp:lineTo x="0" y="21522"/>
+                <wp:lineTo x="21466" y="21522"/>
+                <wp:lineTo x="21466" y="0"/>
                 <wp:lineTo x="0" y="0"/>
               </wp:wrapPolygon>
             </wp:wrapTight>
@@ -769,7 +883,7 @@
                   <pic:spPr>
                     <a:xfrm>
                       <a:off x="0" y="0"/>
-                      <a:ext cx="1800860" cy="2493010"/>
+                      <a:ext cx="2044700" cy="2829983"/>
                     </a:xfrm>
                     <a:prstGeom prst="rect">
                       <a:avLst/>
@@ -789,13 +903,21 @@
       </w:r>
       <w:r>
         <w:rPr>
+          <w:color w:val="000000" w:themeColor="text1"/>
+          <w:sz w:val="40"/>
+          <w:szCs w:val="40"/>
+        </w:rPr>
+        <w:t xml:space="preserve">Add code (right) so </w:t>
+      </w:r>
+      <w:r>
+        <w:rPr>
           <w:b/>
           <w:bCs/>
           <w:color w:val="ED7D31" w:themeColor="accent2"/>
           <w:sz w:val="40"/>
           <w:szCs w:val="40"/>
         </w:rPr>
-        <w:t xml:space="preserve">When the </w:t>
+        <w:t>w</w:t>
       </w:r>
       <w:r>
         <w:rPr>
@@ -805,15 +927,7 @@
           <w:sz w:val="40"/>
           <w:szCs w:val="40"/>
         </w:rPr>
-        <w:t>sprite is clicked</w:t>
-      </w:r>
-      <w:r>
-        <w:rPr>
-          <w:color w:val="000000" w:themeColor="text1"/>
-          <w:sz w:val="40"/>
-          <w:szCs w:val="40"/>
-        </w:rPr>
-        <w:t xml:space="preserve">, animate the character by </w:t>
+        <w:t xml:space="preserve">hen the </w:t>
       </w:r>
       <w:r>
         <w:rPr>
@@ -823,6 +937,24 @@
           <w:sz w:val="40"/>
           <w:szCs w:val="40"/>
         </w:rPr>
+        <w:t>sprite is clicked</w:t>
+      </w:r>
+      <w:r>
+        <w:rPr>
+          <w:color w:val="000000" w:themeColor="text1"/>
+          <w:sz w:val="40"/>
+          <w:szCs w:val="40"/>
+        </w:rPr>
+        <w:t xml:space="preserve">, animate the character by </w:t>
+      </w:r>
+      <w:r>
+        <w:rPr>
+          <w:b/>
+          <w:bCs/>
+          <w:color w:val="ED7D31" w:themeColor="accent2"/>
+          <w:sz w:val="40"/>
+          <w:szCs w:val="40"/>
+        </w:rPr>
         <w:t>repeat</w:t>
       </w:r>
       <w:r>
@@ -857,7 +989,23 @@
           <w:sz w:val="40"/>
           <w:szCs w:val="40"/>
         </w:rPr>
-        <w:t>in sequence (not the egg).</w:t>
+        <w:t>in sequence (</w:t>
+      </w:r>
+      <w:r>
+        <w:rPr>
+          <w:color w:val="000000" w:themeColor="text1"/>
+          <w:sz w:val="40"/>
+          <w:szCs w:val="40"/>
+        </w:rPr>
+        <w:t xml:space="preserve">but </w:t>
+      </w:r>
+      <w:r>
+        <w:rPr>
+          <w:color w:val="000000" w:themeColor="text1"/>
+          <w:sz w:val="40"/>
+          <w:szCs w:val="40"/>
+        </w:rPr>
+        <w:t>not the egg).</w:t>
       </w:r>
     </w:p>
     <w:p>
@@ -984,62 +1132,72 @@
         <mc:AlternateContent>
           <mc:Choice Requires="wps">
             <w:drawing>
-              <wp:anchor distT="0" distB="0" distL="114300" distR="114300" simplePos="0" relativeHeight="251716608" behindDoc="0" locked="0" layoutInCell="1" allowOverlap="1" wp14:anchorId="7CCD15B0" wp14:editId="57E5FDFE">
+              <wp:anchor distT="0" distB="0" distL="114300" distR="114300" simplePos="0" relativeHeight="251720704" behindDoc="0" locked="0" layoutInCell="1" allowOverlap="1" wp14:anchorId="2705C87F" wp14:editId="78E76057">
                 <wp:simplePos x="0" y="0"/>
                 <wp:positionH relativeFrom="column">
-                  <wp:posOffset>5283200</wp:posOffset>
+                  <wp:posOffset>-304800</wp:posOffset>
                 </wp:positionH>
                 <wp:positionV relativeFrom="paragraph">
-                  <wp:posOffset>1459230</wp:posOffset>
+                  <wp:posOffset>1370330</wp:posOffset>
                 </wp:positionV>
-                <wp:extent cx="952500" cy="685800"/>
+                <wp:extent cx="1104900" cy="774700"/>
                 <wp:effectExtent l="0" t="0" r="0" b="0"/>
                 <wp:wrapNone/>
-                <wp:docPr id="1201083516" name="Text Box 1"/>
+                <wp:docPr id="578096071" name="Display 3"/>
                 <wp:cNvGraphicFramePr/>
                 <a:graphic xmlns:a="http://schemas.openxmlformats.org/drawingml/2006/main">
                   <a:graphicData uri="http://schemas.microsoft.com/office/word/2010/wordprocessingShape">
                     <wps:wsp>
-                      <wps:cNvSpPr txBox="1"/>
+                      <wps:cNvSpPr/>
                       <wps:spPr>
-                        <a:xfrm>
+                        <a:xfrm flipH="1">
                           <a:off x="0" y="0"/>
-                          <a:ext cx="952500" cy="685800"/>
+                          <a:ext cx="1104900" cy="774700"/>
                         </a:xfrm>
-                        <a:prstGeom prst="rect">
+                        <a:prstGeom prst="flowChartDisplay">
                           <a:avLst/>
                         </a:prstGeom>
-                        <a:solidFill>
-                          <a:schemeClr val="lt1"/>
-                        </a:solidFill>
-                        <a:ln w="6350">
+                        <a:ln>
                           <a:noFill/>
                         </a:ln>
                       </wps:spPr>
+                      <wps:style>
+                        <a:lnRef idx="2">
+                          <a:schemeClr val="accent1">
+                            <a:shade val="15000"/>
+                          </a:schemeClr>
+                        </a:lnRef>
+                        <a:fillRef idx="1">
+                          <a:schemeClr val="accent1"/>
+                        </a:fillRef>
+                        <a:effectRef idx="0">
+                          <a:schemeClr val="accent1"/>
+                        </a:effectRef>
+                        <a:fontRef idx="minor">
+                          <a:schemeClr val="lt1"/>
+                        </a:fontRef>
+                      </wps:style>
                       <wps:txbx>
                         <w:txbxContent>
                           <w:p>
                             <w:pPr>
+                              <w:jc w:val="center"/>
                               <w:rPr>
-                                <w:b/>
-                                <w:bCs/>
-                                <w:sz w:val="32"/>
-                                <w:szCs w:val="32"/>
+                                <w:sz w:val="36"/>
+                                <w:szCs w:val="36"/>
                               </w:rPr>
                             </w:pPr>
                             <w:r>
                               <w:rPr>
-                                <w:b/>
-                                <w:bCs/>
-                                <w:sz w:val="32"/>
-                                <w:szCs w:val="32"/>
+                                <w:sz w:val="36"/>
+                                <w:szCs w:val="36"/>
                               </w:rPr>
-                              <w:t>Stage code</w:t>
+                              <w:t>stage code</w:t>
                             </w:r>
                           </w:p>
                         </w:txbxContent>
                       </wps:txbx>
-                      <wps:bodyPr rot="0" spcFirstLastPara="0" vertOverflow="overflow" horzOverflow="overflow" vert="horz" wrap="square" lIns="91440" tIns="45720" rIns="91440" bIns="45720" numCol="1" spcCol="0" rtlCol="0" fromWordArt="0" anchor="t" anchorCtr="0" forceAA="0" compatLnSpc="1">
+                      <wps:bodyPr rot="0" spcFirstLastPara="0" vertOverflow="overflow" horzOverflow="overflow" vert="horz" wrap="square" lIns="91440" tIns="45720" rIns="91440" bIns="45720" numCol="1" spcCol="0" rtlCol="0" fromWordArt="0" anchor="ctr" anchorCtr="0" forceAA="0" compatLnSpc="1">
                         <a:prstTxWarp prst="textNoShape">
                           <a:avLst/>
                         </a:prstTxWarp>
@@ -1059,30 +1217,27 @@
           </mc:Choice>
           <mc:Fallback>
             <w:pict>
-              <v:shapetype w14:anchorId="7CCD15B0" id="_x0000_t202" coordsize="21600,21600" o:spt="202" path="m,l,21600r21600,l21600,xe">
+              <v:shapetype w14:anchorId="2705C87F" id="_x0000_t134" coordsize="21600,21600" o:spt="134" path="m17955,v862,282,1877,1410,2477,3045c21035,5357,21372,7895,21597,10827v-225,2763,-562,5300,-1165,7613c19832,20132,18817,21260,17955,21597r-14388,l,10827,3567,xe">
                 <v:stroke joinstyle="miter"/>
-                <v:path gradientshapeok="t" o:connecttype="rect"/>
+                <v:path o:connecttype="rect" textboxrect="3567,0,17955,21600"/>
               </v:shapetype>
-              <v:shape id="Text Box 1" o:spid="_x0000_s1026" type="#_x0000_t202" style="position:absolute;left:0;text-align:left;margin-left:416pt;margin-top:114.9pt;width:75pt;height:54pt;z-index:251716608;visibility:visible;mso-wrap-style:square;mso-width-percent:0;mso-height-percent:0;mso-wrap-distance-left:9pt;mso-wrap-distance-top:0;mso-wrap-distance-right:9pt;mso-wrap-distance-bottom:0;mso-position-horizontal:absolute;mso-position-horizontal-relative:text;mso-position-vertical:absolute;mso-position-vertical-relative:text;mso-width-percent:0;mso-height-percent:0;mso-width-relative:margin;mso-height-relative:margin;v-text-anchor:top" o:gfxdata="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" fillcolor="white [3201]" stroked="f" strokeweight=".5pt">
+              <v:shape id="Display 3" o:spid="_x0000_s1027" type="#_x0000_t134" style="position:absolute;left:0;text-align:left;margin-left:-24pt;margin-top:107.9pt;width:87pt;height:61pt;flip:x;z-index:251720704;visibility:visible;mso-wrap-style:square;mso-width-percent:0;mso-height-percent:0;mso-wrap-distance-left:9pt;mso-wrap-distance-top:0;mso-wrap-distance-right:9pt;mso-wrap-distance-bottom:0;mso-position-horizontal:absolute;mso-position-horizontal-relative:text;mso-position-vertical:absolute;mso-position-vertical-relative:text;mso-width-percent:0;mso-height-percent:0;mso-width-relative:margin;mso-height-relative:margin;v-text-anchor:middle" o:gfxdata="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" fillcolor="#5b9bd5 [3204]" stroked="f" strokeweight="1pt">
                 <v:textbox>
                   <w:txbxContent>
                     <w:p>
                       <w:pPr>
+                        <w:jc w:val="center"/>
                         <w:rPr>
-                          <w:b/>
-                          <w:bCs/>
-                          <w:sz w:val="32"/>
-                          <w:szCs w:val="32"/>
+                          <w:sz w:val="36"/>
+                          <w:szCs w:val="36"/>
                         </w:rPr>
                       </w:pPr>
                       <w:r>
                         <w:rPr>
-                          <w:b/>
-                          <w:bCs/>
-                          <w:sz w:val="32"/>
-                          <w:szCs w:val="32"/>
+                          <w:sz w:val="36"/>
+                          <w:szCs w:val="36"/>
                         </w:rPr>
-                        <w:t>Stage code</w:t>
+                        <w:t>stage code</w:t>
                       </w:r>
                     </w:p>
                   </w:txbxContent>
@@ -1100,10 +1255,10 @@
           <w:szCs w:val="40"/>
         </w:rPr>
         <w:drawing>
-          <wp:anchor distT="0" distB="0" distL="114300" distR="114300" simplePos="0" relativeHeight="251712512" behindDoc="1" locked="0" layoutInCell="1" allowOverlap="1" wp14:anchorId="6E58CC41" wp14:editId="199DCD92">
+          <wp:anchor distT="0" distB="0" distL="114300" distR="114300" simplePos="0" relativeHeight="251712512" behindDoc="1" locked="0" layoutInCell="1" allowOverlap="1" wp14:anchorId="6E58CC41" wp14:editId="17EBEEC4">
             <wp:simplePos x="0" y="0"/>
             <wp:positionH relativeFrom="column">
-              <wp:posOffset>841375</wp:posOffset>
+              <wp:posOffset>866775</wp:posOffset>
             </wp:positionH>
             <wp:positionV relativeFrom="paragraph">
               <wp:posOffset>1120775</wp:posOffset>
@@ -1157,6 +1312,121 @@
       </w:r>
       <w:r>
         <w:rPr>
+          <w:noProof/>
+          <w:color w:val="000000" w:themeColor="text1"/>
+          <w:sz w:val="40"/>
+          <w:szCs w:val="40"/>
+        </w:rPr>
+        <mc:AlternateContent>
+          <mc:Choice Requires="wps">
+            <w:drawing>
+              <wp:anchor distT="0" distB="0" distL="114300" distR="114300" simplePos="0" relativeHeight="251719680" behindDoc="0" locked="0" layoutInCell="1" allowOverlap="1" wp14:anchorId="31A90505" wp14:editId="7B5D5EA7">
+                <wp:simplePos x="0" y="0"/>
+                <wp:positionH relativeFrom="column">
+                  <wp:posOffset>5334000</wp:posOffset>
+                </wp:positionH>
+                <wp:positionV relativeFrom="paragraph">
+                  <wp:posOffset>1471930</wp:posOffset>
+                </wp:positionV>
+                <wp:extent cx="965200" cy="901700"/>
+                <wp:effectExtent l="0" t="0" r="0" b="0"/>
+                <wp:wrapNone/>
+                <wp:docPr id="632289451" name="Off-page Connector 2"/>
+                <wp:cNvGraphicFramePr/>
+                <a:graphic xmlns:a="http://schemas.openxmlformats.org/drawingml/2006/main">
+                  <a:graphicData uri="http://schemas.microsoft.com/office/word/2010/wordprocessingShape">
+                    <wps:wsp>
+                      <wps:cNvSpPr/>
+                      <wps:spPr>
+                        <a:xfrm>
+                          <a:off x="0" y="0"/>
+                          <a:ext cx="965200" cy="901700"/>
+                        </a:xfrm>
+                        <a:prstGeom prst="flowChartOffpageConnector">
+                          <a:avLst/>
+                        </a:prstGeom>
+                        <a:ln>
+                          <a:noFill/>
+                        </a:ln>
+                      </wps:spPr>
+                      <wps:style>
+                        <a:lnRef idx="2">
+                          <a:schemeClr val="accent1">
+                            <a:shade val="15000"/>
+                          </a:schemeClr>
+                        </a:lnRef>
+                        <a:fillRef idx="1">
+                          <a:schemeClr val="accent1"/>
+                        </a:fillRef>
+                        <a:effectRef idx="0">
+                          <a:schemeClr val="accent1"/>
+                        </a:effectRef>
+                        <a:fontRef idx="minor">
+                          <a:schemeClr val="lt1"/>
+                        </a:fontRef>
+                      </wps:style>
+                      <wps:txbx>
+                        <w:txbxContent>
+                          <w:p>
+                            <w:pPr>
+                              <w:jc w:val="center"/>
+                              <w:rPr>
+                                <w:sz w:val="36"/>
+                                <w:szCs w:val="36"/>
+                              </w:rPr>
+                            </w:pPr>
+                            <w:r>
+                              <w:rPr>
+                                <w:sz w:val="36"/>
+                                <w:szCs w:val="36"/>
+                              </w:rPr>
+                              <w:t>sprite code</w:t>
+                            </w:r>
+                          </w:p>
+                        </w:txbxContent>
+                      </wps:txbx>
+                      <wps:bodyPr rot="0" spcFirstLastPara="0" vertOverflow="overflow" horzOverflow="overflow" vert="horz" wrap="square" lIns="91440" tIns="45720" rIns="91440" bIns="45720" numCol="1" spcCol="0" rtlCol="0" fromWordArt="0" anchor="ctr" anchorCtr="0" forceAA="0" compatLnSpc="1">
+                        <a:prstTxWarp prst="textNoShape">
+                          <a:avLst/>
+                        </a:prstTxWarp>
+                        <a:noAutofit/>
+                      </wps:bodyPr>
+                    </wps:wsp>
+                  </a:graphicData>
+                </a:graphic>
+              </wp:anchor>
+            </w:drawing>
+          </mc:Choice>
+          <mc:Fallback>
+            <w:pict>
+              <v:shape w14:anchorId="31A90505" id="_x0000_s1028" type="#_x0000_t177" style="position:absolute;left:0;text-align:left;margin-left:420pt;margin-top:115.9pt;width:76pt;height:71pt;z-index:251719680;visibility:visible;mso-wrap-style:square;mso-wrap-distance-left:9pt;mso-wrap-distance-top:0;mso-wrap-distance-right:9pt;mso-wrap-distance-bottom:0;mso-position-horizontal:absolute;mso-position-horizontal-relative:text;mso-position-vertical:absolute;mso-position-vertical-relative:text;v-text-anchor:middle" o:gfxdata="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" fillcolor="#5b9bd5 [3204]" stroked="f" strokeweight="1pt">
+                <v:textbox>
+                  <w:txbxContent>
+                    <w:p>
+                      <w:pPr>
+                        <w:jc w:val="center"/>
+                        <w:rPr>
+                          <w:sz w:val="36"/>
+                          <w:szCs w:val="36"/>
+                        </w:rPr>
+                      </w:pPr>
+                      <w:r>
+                        <w:rPr>
+                          <w:sz w:val="36"/>
+                          <w:szCs w:val="36"/>
+                        </w:rPr>
+                        <w:t>sprite code</w:t>
+                      </w:r>
+                    </w:p>
+                  </w:txbxContent>
+                </v:textbox>
+              </v:shape>
+            </w:pict>
+          </mc:Fallback>
+        </mc:AlternateContent>
+      </w:r>
+      <w:r>
+        <w:rPr>
           <w:color w:val="000000" w:themeColor="text1"/>
           <w:sz w:val="40"/>
           <w:szCs w:val="40"/>
@@ -1233,141 +1503,19 @@
       </w:pPr>
       <w:r>
         <w:rPr>
-          <w:i/>
-          <w:iCs/>
-          <w:color w:val="000000" w:themeColor="text1"/>
-          <w:sz w:val="40"/>
-          <w:szCs w:val="40"/>
-        </w:rPr>
-        <w:t xml:space="preserve">Add code to </w:t>
-      </w:r>
-      <w:r>
-        <w:rPr>
-          <w:b/>
-          <w:bCs/>
-          <w:i/>
-          <w:iCs/>
-          <w:color w:val="000000" w:themeColor="text1"/>
-          <w:sz w:val="40"/>
-          <w:szCs w:val="40"/>
-        </w:rPr>
-        <w:t>each sprite</w:t>
-      </w:r>
-      <w:r>
-        <w:rPr>
-          <w:i/>
-          <w:iCs/>
-          <w:color w:val="000000" w:themeColor="text1"/>
-          <w:sz w:val="40"/>
-          <w:szCs w:val="40"/>
-        </w:rPr>
-        <w:t xml:space="preserve"> that checks if it’s the hiding place. </w:t>
-      </w:r>
-      <w:r>
-        <w:rPr>
-          <w:b/>
-          <w:bCs/>
-          <w:i/>
-          <w:iCs/>
-          <w:color w:val="000000" w:themeColor="text1"/>
-          <w:sz w:val="40"/>
-          <w:szCs w:val="40"/>
-        </w:rPr>
-        <w:t xml:space="preserve">Each character </w:t>
-      </w:r>
-      <w:r>
-        <w:rPr>
-          <w:b/>
-          <w:bCs/>
-          <w:i/>
-          <w:iCs/>
-          <w:color w:val="000000" w:themeColor="text1"/>
-          <w:sz w:val="40"/>
-          <w:szCs w:val="40"/>
-        </w:rPr>
-        <w:t xml:space="preserve">must </w:t>
-      </w:r>
-      <w:r>
-        <w:rPr>
-          <w:b/>
-          <w:bCs/>
-          <w:i/>
-          <w:iCs/>
-          <w:color w:val="000000" w:themeColor="text1"/>
-          <w:sz w:val="40"/>
-          <w:szCs w:val="40"/>
-        </w:rPr>
-        <w:t xml:space="preserve">check </w:t>
-      </w:r>
-      <w:r>
-        <w:rPr>
-          <w:b/>
-          <w:bCs/>
-          <w:i/>
-          <w:iCs/>
-          <w:color w:val="000000" w:themeColor="text1"/>
-          <w:sz w:val="40"/>
-          <w:szCs w:val="40"/>
-        </w:rPr>
-        <w:t xml:space="preserve">for </w:t>
-      </w:r>
-      <w:r>
-        <w:rPr>
-          <w:b/>
-          <w:bCs/>
-          <w:i/>
-          <w:iCs/>
-          <w:color w:val="000000" w:themeColor="text1"/>
-          <w:sz w:val="40"/>
-          <w:szCs w:val="40"/>
-        </w:rPr>
-        <w:t>a different number</w:t>
-      </w:r>
-      <w:r>
-        <w:rPr>
-          <w:i/>
-          <w:iCs/>
-          <w:color w:val="000000" w:themeColor="text1"/>
-          <w:sz w:val="40"/>
-          <w:szCs w:val="40"/>
-        </w:rPr>
-        <w:t>.</w:t>
-      </w:r>
-    </w:p>
-    <w:p>
-      <w:pPr>
-        <w:pStyle w:val="ListParagraph"/>
-        <w:numPr>
-          <w:ilvl w:val="0"/>
-          <w:numId w:val="6"/>
-        </w:numPr>
-        <w:tabs>
-          <w:tab w:val="left" w:pos="426"/>
-        </w:tabs>
-        <w:spacing w:after="120" w:line="276" w:lineRule="auto"/>
-        <w:ind w:left="426" w:right="-51" w:hanging="427"/>
-        <w:contextualSpacing w:val="0"/>
-        <w:rPr>
-          <w:color w:val="000000" w:themeColor="text1"/>
-          <w:sz w:val="40"/>
-          <w:szCs w:val="40"/>
-        </w:rPr>
-      </w:pPr>
-      <w:r>
-        <w:rPr>
           <w:noProof/>
           <w:color w:val="000000" w:themeColor="text1"/>
           <w:sz w:val="40"/>
           <w:szCs w:val="40"/>
         </w:rPr>
         <w:drawing>
-          <wp:anchor distT="0" distB="0" distL="114300" distR="114300" simplePos="0" relativeHeight="251715584" behindDoc="1" locked="0" layoutInCell="1" allowOverlap="1" wp14:anchorId="351A5A7F" wp14:editId="32A76953">
+          <wp:anchor distT="0" distB="0" distL="114300" distR="114300" simplePos="0" relativeHeight="251715584" behindDoc="1" locked="0" layoutInCell="1" allowOverlap="1" wp14:anchorId="351A5A7F" wp14:editId="769A3591">
             <wp:simplePos x="0" y="0"/>
             <wp:positionH relativeFrom="column">
               <wp:posOffset>3865880</wp:posOffset>
             </wp:positionH>
             <wp:positionV relativeFrom="paragraph">
-              <wp:posOffset>52705</wp:posOffset>
+              <wp:posOffset>1337945</wp:posOffset>
             </wp:positionV>
             <wp:extent cx="2682240" cy="3049905"/>
             <wp:effectExtent l="0" t="0" r="0" b="0"/>
@@ -1426,29 +1574,105 @@
       </w:r>
       <w:r>
         <w:rPr>
+          <w:i/>
+          <w:iCs/>
+          <w:color w:val="000000" w:themeColor="text1"/>
+          <w:sz w:val="40"/>
+          <w:szCs w:val="40"/>
+        </w:rPr>
+        <w:t xml:space="preserve">Add code to </w:t>
+      </w:r>
+      <w:r>
+        <w:rPr>
           <w:b/>
           <w:bCs/>
-          <w:color w:val="ED7D31" w:themeColor="accent2"/>
-          <w:sz w:val="40"/>
-          <w:szCs w:val="40"/>
-        </w:rPr>
-        <w:t>If</w:t>
-      </w:r>
-      <w:r>
-        <w:rPr>
-          <w:color w:val="ED7D31" w:themeColor="accent2"/>
-          <w:sz w:val="40"/>
-          <w:szCs w:val="40"/>
-        </w:rPr>
-        <w:t xml:space="preserve"> </w:t>
-      </w:r>
-      <w:r>
-        <w:rPr>
-          <w:color w:val="000000" w:themeColor="text1"/>
-          <w:sz w:val="40"/>
-          <w:szCs w:val="40"/>
-        </w:rPr>
-        <w:t>the hiding place matches…</w:t>
+          <w:i/>
+          <w:iCs/>
+          <w:color w:val="000000" w:themeColor="text1"/>
+          <w:sz w:val="40"/>
+          <w:szCs w:val="40"/>
+        </w:rPr>
+        <w:t>each sprite</w:t>
+      </w:r>
+      <w:r>
+        <w:rPr>
+          <w:i/>
+          <w:iCs/>
+          <w:color w:val="000000" w:themeColor="text1"/>
+          <w:sz w:val="40"/>
+          <w:szCs w:val="40"/>
+        </w:rPr>
+        <w:t xml:space="preserve"> that checks if it’s the hiding place. </w:t>
+      </w:r>
+      <w:r>
+        <w:rPr>
+          <w:b/>
+          <w:bCs/>
+          <w:i/>
+          <w:iCs/>
+          <w:color w:val="000000" w:themeColor="text1"/>
+          <w:sz w:val="40"/>
+          <w:szCs w:val="40"/>
+        </w:rPr>
+        <w:t xml:space="preserve">Each character </w:t>
+      </w:r>
+      <w:r>
+        <w:rPr>
+          <w:b/>
+          <w:bCs/>
+          <w:i/>
+          <w:iCs/>
+          <w:color w:val="000000" w:themeColor="text1"/>
+          <w:sz w:val="40"/>
+          <w:szCs w:val="40"/>
+        </w:rPr>
+        <w:t xml:space="preserve">must </w:t>
+      </w:r>
+      <w:r>
+        <w:rPr>
+          <w:b/>
+          <w:bCs/>
+          <w:i/>
+          <w:iCs/>
+          <w:color w:val="000000" w:themeColor="text1"/>
+          <w:sz w:val="40"/>
+          <w:szCs w:val="40"/>
+        </w:rPr>
+        <w:t xml:space="preserve">check </w:t>
+      </w:r>
+      <w:r>
+        <w:rPr>
+          <w:b/>
+          <w:bCs/>
+          <w:i/>
+          <w:iCs/>
+          <w:color w:val="000000" w:themeColor="text1"/>
+          <w:sz w:val="40"/>
+          <w:szCs w:val="40"/>
+        </w:rPr>
+        <w:t xml:space="preserve">for </w:t>
+      </w:r>
+      <w:r>
+        <w:rPr>
+          <w:b/>
+          <w:bCs/>
+          <w:i/>
+          <w:iCs/>
+          <w:color w:val="000000" w:themeColor="text1"/>
+          <w:sz w:val="40"/>
+          <w:szCs w:val="40"/>
+        </w:rPr>
+        <w:t>a different number</w:t>
+      </w:r>
+      <w:r>
+        <w:rPr>
+          <w:i/>
+          <w:iCs/>
+          <w:color w:val="000000" w:themeColor="text1"/>
+          <w:sz w:val="40"/>
+          <w:szCs w:val="40"/>
+        </w:rPr>
+        <w:t>.</w:t>
       </w:r>
     </w:p>
     <w:p>
@@ -1478,7 +1702,7 @@
           <w:sz w:val="40"/>
           <w:szCs w:val="40"/>
         </w:rPr>
-        <w:t>Wait</w:t>
+        <w:t>If</w:t>
       </w:r>
       <w:r>
         <w:rPr>
@@ -1494,191 +1718,17 @@
           <w:sz w:val="40"/>
           <w:szCs w:val="40"/>
         </w:rPr>
-        <w:t xml:space="preserve">a short </w:t>
-      </w:r>
-      <w:r>
-        <w:rPr>
-          <w:color w:val="000000" w:themeColor="text1"/>
-          <w:sz w:val="40"/>
-          <w:szCs w:val="40"/>
-        </w:rPr>
-        <w:t>time then</w:t>
-      </w:r>
-      <w:r>
-        <w:rPr>
-          <w:color w:val="000000" w:themeColor="text1"/>
-          <w:sz w:val="40"/>
-          <w:szCs w:val="40"/>
-        </w:rPr>
-        <w:t xml:space="preserve"> </w:t>
-      </w:r>
-      <w:r>
-        <w:rPr>
-          <w:b/>
-          <w:bCs/>
-          <w:color w:val="7030A0"/>
-          <w:sz w:val="40"/>
-          <w:szCs w:val="40"/>
-        </w:rPr>
-        <w:t>switch</w:t>
-      </w:r>
-      <w:r>
-        <w:rPr>
-          <w:color w:val="7030A0"/>
-          <w:sz w:val="40"/>
-          <w:szCs w:val="40"/>
-        </w:rPr>
-        <w:t xml:space="preserve"> </w:t>
-      </w:r>
-      <w:r>
-        <w:rPr>
-          <w:color w:val="000000" w:themeColor="text1"/>
-          <w:sz w:val="40"/>
-          <w:szCs w:val="40"/>
-        </w:rPr>
-        <w:t xml:space="preserve">to the egg </w:t>
-      </w:r>
-      <w:r>
-        <w:rPr>
-          <w:color w:val="000000" w:themeColor="text1"/>
-          <w:sz w:val="40"/>
-          <w:szCs w:val="40"/>
-        </w:rPr>
-        <w:t xml:space="preserve">costume with a </w:t>
-      </w:r>
-      <w:r>
-        <w:rPr>
-          <w:b/>
-          <w:bCs/>
-          <w:color w:val="9A46DC"/>
-          <w:sz w:val="40"/>
-          <w:szCs w:val="40"/>
-        </w:rPr>
-        <w:t>sound</w:t>
-      </w:r>
-      <w:r>
-        <w:rPr>
-          <w:color w:val="7030A0"/>
-          <w:sz w:val="40"/>
-          <w:szCs w:val="40"/>
-        </w:rPr>
-        <w:t xml:space="preserve"> </w:t>
-      </w:r>
-      <w:r>
-        <w:rPr>
-          <w:color w:val="000000" w:themeColor="text1"/>
-          <w:sz w:val="40"/>
-          <w:szCs w:val="40"/>
-        </w:rPr>
-        <w:t>effect</w:t>
-      </w:r>
-      <w:r>
-        <w:rPr>
-          <w:color w:val="000000" w:themeColor="text1"/>
-          <w:sz w:val="40"/>
-          <w:szCs w:val="40"/>
-        </w:rPr>
-        <w:t>.</w:t>
+        <w:t>the hiding place matches…</w:t>
       </w:r>
     </w:p>
     <w:p>
       <w:pPr>
-        <w:pStyle w:val="ListParagraph"/>
-        <w:numPr>
-          <w:ilvl w:val="0"/>
-          <w:numId w:val="6"/>
-        </w:numPr>
         <w:tabs>
           <w:tab w:val="left" w:pos="426"/>
         </w:tabs>
         <w:spacing w:after="120" w:line="276" w:lineRule="auto"/>
-        <w:ind w:left="426" w:right="-51" w:hanging="427"/>
-        <w:contextualSpacing w:val="0"/>
-        <w:rPr>
-          <w:color w:val="000000" w:themeColor="text1"/>
-          <w:sz w:val="40"/>
-          <w:szCs w:val="40"/>
-        </w:rPr>
-      </w:pPr>
-      <w:r>
-        <w:rPr>
-          <w:color w:val="000000" w:themeColor="text1"/>
-          <w:sz w:val="40"/>
-          <w:szCs w:val="40"/>
-        </w:rPr>
-        <w:t>Add a</w:t>
-      </w:r>
-      <w:r>
-        <w:rPr>
-          <w:color w:val="000000" w:themeColor="text1"/>
-          <w:sz w:val="40"/>
-          <w:szCs w:val="40"/>
-        </w:rPr>
-        <w:t xml:space="preserve"> looping</w:t>
-      </w:r>
-      <w:r>
-        <w:rPr>
-          <w:color w:val="000000" w:themeColor="text1"/>
-          <w:sz w:val="40"/>
-          <w:szCs w:val="40"/>
-        </w:rPr>
-        <w:t xml:space="preserve"> </w:t>
-      </w:r>
-      <w:r>
-        <w:rPr>
-          <w:b/>
-          <w:bCs/>
-          <w:color w:val="7030A0"/>
-          <w:sz w:val="40"/>
-          <w:szCs w:val="40"/>
-        </w:rPr>
-        <w:t>colour</w:t>
-      </w:r>
-      <w:r>
-        <w:rPr>
-          <w:color w:val="7030A0"/>
-          <w:sz w:val="40"/>
-          <w:szCs w:val="40"/>
-        </w:rPr>
-        <w:t xml:space="preserve"> </w:t>
-      </w:r>
-      <w:r>
-        <w:rPr>
-          <w:b/>
-          <w:bCs/>
-          <w:color w:val="7030A0"/>
-          <w:sz w:val="40"/>
-          <w:szCs w:val="40"/>
-        </w:rPr>
-        <w:t>effect</w:t>
-      </w:r>
-      <w:r>
-        <w:rPr>
-          <w:color w:val="7030A0"/>
-          <w:sz w:val="40"/>
-          <w:szCs w:val="40"/>
-        </w:rPr>
-        <w:t xml:space="preserve"> </w:t>
-      </w:r>
-      <w:r>
-        <w:rPr>
-          <w:color w:val="000000" w:themeColor="text1"/>
-          <w:sz w:val="40"/>
-          <w:szCs w:val="40"/>
-        </w:rPr>
-        <w:t>for fun.</w:t>
-      </w:r>
-    </w:p>
-    <w:p>
-      <w:pPr>
-        <w:tabs>
-          <w:tab w:val="left" w:pos="426"/>
-        </w:tabs>
-        <w:spacing w:after="240" w:line="276" w:lineRule="auto"/>
-        <w:ind w:right="-51"/>
-        <w:rPr>
-          <w:i/>
-          <w:iCs/>
+        <w:ind w:left="426" w:right="-51"/>
+        <w:rPr>
           <w:color w:val="000000" w:themeColor="text1"/>
           <w:sz w:val="40"/>
           <w:szCs w:val="40"/>
@@ -1687,18 +1737,15 @@
       <w:r>
         <w:rPr>
           <w:noProof/>
-          <w:color w:val="000000" w:themeColor="text1"/>
-          <w:sz w:val="40"/>
-          <w:szCs w:val="40"/>
         </w:rPr>
         <w:drawing>
-          <wp:anchor distT="0" distB="0" distL="114300" distR="114300" simplePos="0" relativeHeight="251714560" behindDoc="1" locked="0" layoutInCell="1" allowOverlap="1" wp14:anchorId="3C41315E" wp14:editId="3341F140">
+          <wp:anchor distT="0" distB="0" distL="114300" distR="114300" simplePos="0" relativeHeight="251718656" behindDoc="1" locked="0" layoutInCell="1" allowOverlap="1" wp14:anchorId="68EC6F4A" wp14:editId="4B66B277">
             <wp:simplePos x="0" y="0"/>
             <wp:positionH relativeFrom="column">
               <wp:posOffset>3865245</wp:posOffset>
             </wp:positionH>
             <wp:positionV relativeFrom="paragraph">
-              <wp:posOffset>731687</wp:posOffset>
+              <wp:posOffset>1186180</wp:posOffset>
             </wp:positionV>
             <wp:extent cx="2173605" cy="1142365"/>
             <wp:effectExtent l="0" t="0" r="0" b="635"/>
@@ -1757,43 +1804,181 @@
       </w:r>
       <w:r>
         <w:rPr>
-          <w:i/>
-          <w:iCs/>
-          <w:color w:val="000000" w:themeColor="text1"/>
-          <w:sz w:val="40"/>
-          <w:szCs w:val="40"/>
-        </w:rPr>
-        <w:t>A</w:t>
-      </w:r>
-      <w:r>
-        <w:rPr>
-          <w:i/>
-          <w:iCs/>
-          <w:color w:val="000000" w:themeColor="text1"/>
-          <w:sz w:val="40"/>
-          <w:szCs w:val="40"/>
-        </w:rPr>
-        <w:t xml:space="preserve"> new egg hunt </w:t>
-      </w:r>
-      <w:r>
-        <w:rPr>
-          <w:i/>
-          <w:iCs/>
-          <w:color w:val="000000" w:themeColor="text1"/>
-          <w:sz w:val="40"/>
-          <w:szCs w:val="40"/>
-        </w:rPr>
-        <w:t xml:space="preserve">is started </w:t>
-      </w:r>
-      <w:r>
-        <w:rPr>
-          <w:i/>
-          <w:iCs/>
-          <w:color w:val="000000" w:themeColor="text1"/>
-          <w:sz w:val="40"/>
-          <w:szCs w:val="40"/>
-        </w:rPr>
-        <w:t>by clicking on the green flag.</w:t>
+          <w:b/>
+          <w:bCs/>
+          <w:color w:val="ED7D31" w:themeColor="accent2"/>
+          <w:sz w:val="40"/>
+          <w:szCs w:val="40"/>
+        </w:rPr>
+        <w:t>Wait</w:t>
+      </w:r>
+      <w:r>
+        <w:rPr>
+          <w:color w:val="ED7D31" w:themeColor="accent2"/>
+          <w:sz w:val="40"/>
+          <w:szCs w:val="40"/>
+        </w:rPr>
+        <w:t xml:space="preserve"> </w:t>
+      </w:r>
+      <w:r>
+        <w:rPr>
+          <w:color w:val="000000" w:themeColor="text1"/>
+          <w:sz w:val="40"/>
+          <w:szCs w:val="40"/>
+        </w:rPr>
+        <w:t xml:space="preserve">a short </w:t>
+      </w:r>
+      <w:r>
+        <w:rPr>
+          <w:color w:val="000000" w:themeColor="text1"/>
+          <w:sz w:val="40"/>
+          <w:szCs w:val="40"/>
+        </w:rPr>
+        <w:t>time then</w:t>
+      </w:r>
+      <w:r>
+        <w:rPr>
+          <w:color w:val="000000" w:themeColor="text1"/>
+          <w:sz w:val="40"/>
+          <w:szCs w:val="40"/>
+        </w:rPr>
+        <w:t xml:space="preserve"> </w:t>
+      </w:r>
+      <w:r>
+        <w:rPr>
+          <w:b/>
+          <w:bCs/>
+          <w:color w:val="7030A0"/>
+          <w:sz w:val="40"/>
+          <w:szCs w:val="40"/>
+        </w:rPr>
+        <w:t>switch</w:t>
+      </w:r>
+      <w:r>
+        <w:rPr>
+          <w:color w:val="7030A0"/>
+          <w:sz w:val="40"/>
+          <w:szCs w:val="40"/>
+        </w:rPr>
+        <w:t xml:space="preserve"> </w:t>
+      </w:r>
+      <w:r>
+        <w:rPr>
+          <w:color w:val="000000" w:themeColor="text1"/>
+          <w:sz w:val="40"/>
+          <w:szCs w:val="40"/>
+        </w:rPr>
+        <w:t xml:space="preserve">to the egg </w:t>
+      </w:r>
+      <w:r>
+        <w:rPr>
+          <w:color w:val="000000" w:themeColor="text1"/>
+          <w:sz w:val="40"/>
+          <w:szCs w:val="40"/>
+        </w:rPr>
+        <w:t xml:space="preserve">costume with a </w:t>
+      </w:r>
+      <w:r>
+        <w:rPr>
+          <w:b/>
+          <w:bCs/>
+          <w:color w:val="9A46DC"/>
+          <w:sz w:val="40"/>
+          <w:szCs w:val="40"/>
+        </w:rPr>
+        <w:t>sound</w:t>
+      </w:r>
+      <w:r>
+        <w:rPr>
+          <w:color w:val="7030A0"/>
+          <w:sz w:val="40"/>
+          <w:szCs w:val="40"/>
+        </w:rPr>
+        <w:t xml:space="preserve"> </w:t>
+      </w:r>
+      <w:r>
+        <w:rPr>
+          <w:color w:val="000000" w:themeColor="text1"/>
+          <w:sz w:val="40"/>
+          <w:szCs w:val="40"/>
+        </w:rPr>
+        <w:t>effect</w:t>
+      </w:r>
+      <w:r>
+        <w:rPr>
+          <w:color w:val="000000" w:themeColor="text1"/>
+          <w:sz w:val="40"/>
+          <w:szCs w:val="40"/>
+        </w:rPr>
+        <w:t>.</w:t>
+      </w:r>
+      <w:r>
+        <w:rPr>
+          <w:color w:val="000000" w:themeColor="text1"/>
+          <w:sz w:val="40"/>
+          <w:szCs w:val="40"/>
+        </w:rPr>
+        <w:t xml:space="preserve"> </w:t>
+      </w:r>
+      <w:r>
+        <w:rPr>
+          <w:color w:val="000000" w:themeColor="text1"/>
+          <w:sz w:val="40"/>
+          <w:szCs w:val="40"/>
+        </w:rPr>
+        <w:t>Add a</w:t>
+      </w:r>
+      <w:r>
+        <w:rPr>
+          <w:color w:val="000000" w:themeColor="text1"/>
+          <w:sz w:val="40"/>
+          <w:szCs w:val="40"/>
+        </w:rPr>
+        <w:t xml:space="preserve"> </w:t>
+      </w:r>
+      <w:r>
+        <w:rPr>
+          <w:b/>
+          <w:bCs/>
+          <w:color w:val="7030A0"/>
+          <w:sz w:val="40"/>
+          <w:szCs w:val="40"/>
+        </w:rPr>
+        <w:t>colour</w:t>
+      </w:r>
+      <w:r>
+        <w:rPr>
+          <w:color w:val="7030A0"/>
+          <w:sz w:val="40"/>
+          <w:szCs w:val="40"/>
+        </w:rPr>
+        <w:t xml:space="preserve"> </w:t>
+      </w:r>
+      <w:r>
+        <w:rPr>
+          <w:b/>
+          <w:bCs/>
+          <w:color w:val="7030A0"/>
+          <w:sz w:val="40"/>
+          <w:szCs w:val="40"/>
+        </w:rPr>
+        <w:t>effect</w:t>
+      </w:r>
+      <w:r>
+        <w:rPr>
+          <w:color w:val="7030A0"/>
+          <w:sz w:val="40"/>
+          <w:szCs w:val="40"/>
+        </w:rPr>
+        <w:t xml:space="preserve"> </w:t>
+      </w:r>
+      <w:r>
+        <w:rPr>
+          <w:color w:val="000000" w:themeColor="text1"/>
+          <w:sz w:val="40"/>
+          <w:szCs w:val="40"/>
+        </w:rPr>
+        <w:t>for fun.</w:t>
       </w:r>
     </w:p>
     <w:p>
@@ -1821,7 +2006,15 @@
           <w:sz w:val="40"/>
           <w:szCs w:val="40"/>
         </w:rPr>
-        <w:t xml:space="preserve">Each sprite </w:t>
+        <w:t>Add the code (right) so e</w:t>
+      </w:r>
+      <w:r>
+        <w:rPr>
+          <w:color w:val="000000" w:themeColor="text1"/>
+          <w:sz w:val="40"/>
+          <w:szCs w:val="40"/>
+        </w:rPr>
+        <w:t xml:space="preserve">ach sprite </w:t>
       </w:r>
       <w:r>
         <w:rPr>
@@ -1860,16 +2053,29 @@
     </w:p>
     <w:p>
       <w:pPr>
-        <w:pStyle w:val="ListParagraph"/>
-        <w:spacing w:line="276" w:lineRule="auto"/>
-        <w:ind w:left="0"/>
+        <w:tabs>
+          <w:tab w:val="left" w:pos="426"/>
+        </w:tabs>
+        <w:spacing w:after="240" w:line="276" w:lineRule="auto"/>
+        <w:ind w:right="-51"/>
         <w:rPr>
           <w:i/>
           <w:iCs/>
-          <w:sz w:val="36"/>
-          <w:szCs w:val="36"/>
-        </w:rPr>
-      </w:pPr>
+          <w:color w:val="000000" w:themeColor="text1"/>
+          <w:sz w:val="40"/>
+          <w:szCs w:val="40"/>
+        </w:rPr>
+      </w:pPr>
+      <w:r>
+        <w:rPr>
+          <w:i/>
+          <w:iCs/>
+          <w:color w:val="000000" w:themeColor="text1"/>
+          <w:sz w:val="40"/>
+          <w:szCs w:val="40"/>
+        </w:rPr>
+        <w:t>A new egg hunt is started by clicking on the green flag. Click on a sprite to see if it’s hiding the egg.</w:t>
+      </w:r>
     </w:p>
     <w:p>
       <w:pPr>

--- a/scratch/scratch-egg.docx
+++ b/scratch/scratch-egg.docx
@@ -1580,7 +1580,57 @@
           <w:sz w:val="40"/>
           <w:szCs w:val="40"/>
         </w:rPr>
-        <w:t xml:space="preserve">Add code to </w:t>
+        <w:t xml:space="preserve">Add </w:t>
+      </w:r>
+      <w:r>
+        <w:rPr>
+          <w:i/>
+          <w:iCs/>
+          <w:color w:val="000000" w:themeColor="text1"/>
+          <w:sz w:val="40"/>
+          <w:szCs w:val="40"/>
+        </w:rPr>
+        <w:t xml:space="preserve">extra </w:t>
+      </w:r>
+      <w:r>
+        <w:rPr>
+          <w:i/>
+          <w:iCs/>
+          <w:color w:val="000000" w:themeColor="text1"/>
+          <w:sz w:val="40"/>
+          <w:szCs w:val="40"/>
+        </w:rPr>
+        <w:t>code</w:t>
+      </w:r>
+      <w:r>
+        <w:rPr>
+          <w:i/>
+          <w:iCs/>
+          <w:color w:val="000000" w:themeColor="text1"/>
+          <w:sz w:val="40"/>
+          <w:szCs w:val="40"/>
+        </w:rPr>
+        <w:t xml:space="preserve"> </w:t>
+      </w:r>
+      <w:r>
+        <w:rPr>
+          <w:i/>
+          <w:iCs/>
+          <w:color w:val="000000" w:themeColor="text1"/>
+          <w:sz w:val="40"/>
+          <w:szCs w:val="40"/>
+        </w:rPr>
+        <w:t>(right)</w:t>
+      </w:r>
+      <w:r>
+        <w:rPr>
+          <w:i/>
+          <w:iCs/>
+          <w:color w:val="000000" w:themeColor="text1"/>
+          <w:sz w:val="40"/>
+          <w:szCs w:val="40"/>
+        </w:rPr>
+        <w:t xml:space="preserve"> to </w:t>
       </w:r>
       <w:r>
         <w:rPr>

--- a/scratch/scratch-egg.docx
+++ b/scratch/scratch-egg.docx
@@ -1652,7 +1652,27 @@
           <w:sz w:val="40"/>
           <w:szCs w:val="40"/>
         </w:rPr>
-        <w:t xml:space="preserve"> that checks if it’s the hiding place. </w:t>
+        <w:t xml:space="preserve"> </w:t>
+      </w:r>
+      <w:r>
+        <w:rPr>
+          <w:i/>
+          <w:iCs/>
+          <w:color w:val="000000" w:themeColor="text1"/>
+          <w:sz w:val="40"/>
+          <w:szCs w:val="40"/>
+        </w:rPr>
+        <w:t>to</w:t>
+      </w:r>
+      <w:r>
+        <w:rPr>
+          <w:i/>
+          <w:iCs/>
+          <w:color w:val="000000" w:themeColor="text1"/>
+          <w:sz w:val="40"/>
+          <w:szCs w:val="40"/>
+        </w:rPr>
+        <w:t xml:space="preserve"> check if it’s the hiding place. </w:t>
       </w:r>
       <w:r>
         <w:rPr>
@@ -1932,7 +1952,7 @@
         <w:rPr>
           <w:b/>
           <w:bCs/>
-          <w:color w:val="9A46DC"/>
+          <w:color w:val="FF40FF"/>
           <w:sz w:val="40"/>
           <w:szCs w:val="40"/>
         </w:rPr>
